--- a/docs/studyguides/arithmeticonnumericalfractions.docx
+++ b/docs/studyguides/arithmeticonnumericalfractions.docx
@@ -7,7 +7,7 @@
         <w:pStyle w:val="Title"/>
       </w:pPr>
       <w:r>
-        <w:t xml:space="preserve">Arithmetic on numerical fractions</w:t>
+        <w:t xml:space="preserve">Arithmetic with fractions</w:t>
       </w:r>
     </w:p>
     <w:p>
@@ -59,7 +59,7 @@
             <w:i/>
             <w:iCs/>
           </w:rPr>
-          <w:t xml:space="preserve">Guide: Introduction to numerical fractions</w:t>
+          <w:t xml:space="preserve">Guide: Introduction to fractions</w:t>
         </w:r>
       </w:hyperlink>
       <w:r>
@@ -85,7 +85,7 @@
           <w:rPr>
             <w:rStyle w:val="Hyperlink"/>
           </w:rPr>
-          <w:t xml:space="preserve">Guide: Introduction to numerical fractions</w:t>
+          <w:t xml:space="preserve">Guide: Introduction to fractions</w:t>
         </w:r>
       </w:hyperlink>
       <w:r>
@@ -245,7 +245,20 @@
         </m:f>
       </m:oMath>
       <w:r>
-        <w:t xml:space="preserve">, which is incorrect. The reason for this is that the parts being added are not the same size. Quarters and sixths are different-sized pieces of a whole. To add or subtract fractions fairly, the parts being combined must be the same size.</w:t>
+        <w:t xml:space="preserve">, which is</w:t>
+      </w:r>
+      <w:r>
+        <w:t xml:space="preserve"> </w:t>
+      </w:r>
+      <w:r>
+        <w:rPr>
+          <w:b/>
+          <w:bCs/>
+        </w:rPr>
+        <w:t xml:space="preserve">incorrect</w:t>
+      </w:r>
+      <w:r>
+        <w:t xml:space="preserve">. The reason for this is that the parts being added are not the same size. Quarters and sixths are different-sized pieces of a whole. To add or subtract fractions fairly, the parts being combined must be the same size.</w:t>
       </w:r>
     </w:p>
     <w:p>
@@ -263,7 +276,7 @@
           <w:rPr>
             <w:rStyle w:val="Hyperlink"/>
           </w:rPr>
-          <w:t xml:space="preserve">Guide: Introduction to numerical fractions</w:t>
+          <w:t xml:space="preserve">Guide: Introduction to fractions</w:t>
         </w:r>
       </w:hyperlink>
       <w:r>
@@ -642,12 +655,24 @@
               <w:spacing w:before="16"/>
             </w:pPr>
             <w:r>
-              <w:t xml:space="preserve">To add or subtract fractions, the denominators of both fractions must be the same.</w:t>
+              <w:t xml:space="preserve">To add or subtract fractions, the denominators of both fractions</w:t>
+            </w:r>
+            <w:r>
+              <w:t xml:space="preserve"> </w:t>
+            </w:r>
+            <w:r>
+              <w:rPr>
+                <w:b/>
+                <w:bCs/>
+              </w:rPr>
+              <w:t xml:space="preserve">must be the same</w:t>
+            </w:r>
+            <w:r>
+              <w:t xml:space="preserve">.</w:t>
             </w:r>
           </w:p>
           <w:p>
             <w:pPr>
-              <w:pStyle w:val="Compact"/>
               <w:numPr>
                 <w:ilvl w:val="0"/>
                 <w:numId w:val="1001"/>
@@ -659,7 +684,6 @@
           </w:p>
           <w:p>
             <w:pPr>
-              <w:pStyle w:val="Compact"/>
               <w:numPr>
                 <w:ilvl w:val="0"/>
                 <w:numId w:val="1001"/>
@@ -1089,7 +1113,7 @@
         <w:pStyle w:val="BodyText"/>
       </w:pPr>
       <w:r>
-        <w:t xml:space="preserve">While this is an acceptable method for finding a common denominator, it can often result in working with very large numbers, especially when it comes to simplifying the resulting fraction. A more reliable method is to find the</w:t>
+        <w:t xml:space="preserve">While this method is OK for finding a common denominator, it can often result in working with very large numbers, especially when it comes to simplifying the resulting fraction. A more reliable method is to find the</w:t>
       </w:r>
       <w:r>
         <w:t xml:space="preserve"> </w:t>
@@ -1115,7 +1139,7 @@
           <w:rPr>
             <w:rStyle w:val="Hyperlink"/>
           </w:rPr>
-          <w:t xml:space="preserve">Guide: Introduction to numerical fractions</w:t>
+          <w:t xml:space="preserve">Guide: Introduction to fractions</w:t>
         </w:r>
       </w:hyperlink>
       <w:r>
@@ -1817,7 +1841,7 @@
         <w:pStyle w:val="FirstParagraph"/>
       </w:pPr>
       <w:r>
-        <w:t xml:space="preserve">Using the least common multiple provides the smallest denominator, which keeps the numbers manageable for the final simplification step.</w:t>
+        <w:t xml:space="preserve">Using the least common multiple provides the smallest denominator, which keeps the numbers manageable for the final simplifying step.</w:t>
       </w:r>
     </w:p>
     <w:p>
@@ -2015,7 +2039,7 @@
               <w:pStyle w:val="BodyText"/>
             </w:pPr>
             <w:r>
-              <w:t xml:space="preserve">Start by identifying the multiples of the denominators</w:t>
+              <w:t xml:space="preserve">You can start by identifying the multiples of the denominators</w:t>
             </w:r>
             <w:r>
               <w:t xml:space="preserve"> </w:t>
@@ -2268,7 +2292,7 @@
               </m:r>
             </m:oMath>
             <w:r>
-              <w:t xml:space="preserve">, so rewrite both fractions so that they both have a denominator of</w:t>
+              <w:t xml:space="preserve">, so you can rewrite both fractions so that they both have a denominator of</w:t>
             </w:r>
             <w:r>
               <w:t xml:space="preserve"> </w:t>
@@ -2431,7 +2455,7 @@
               <w:pStyle w:val="FirstParagraph"/>
             </w:pPr>
             <w:r>
-              <w:t xml:space="preserve">Now that both fractions have the same denominator, subtract the numerators.</w:t>
+              <w:t xml:space="preserve">Now that both fractions have the same denominator, you can now subtract the numerators.</w:t>
             </w:r>
           </w:p>
           <w:p>
@@ -2547,7 +2571,7 @@
               <w:spacing w:after="16"/>
             </w:pPr>
             <w:r>
-              <w:t xml:space="preserve">The fraction can be simplified:</w:t>
+              <w:t xml:space="preserve">Simplifying the fraction gives</w:t>
             </w:r>
           </w:p>
           <w:p>
@@ -2559,6 +2583,48 @@
                 <m:jc m:val="center"/>
               </m:oMathParaPr>
               <m:oMath>
+                <m:f>
+                  <m:fPr>
+                    <m:type m:val="bar"/>
+                  </m:fPr>
+                  <m:num>
+                    <m:r>
+                      <m:t>1</m:t>
+                    </m:r>
+                  </m:num>
+                  <m:den>
+                    <m:r>
+                      <m:t>2</m:t>
+                    </m:r>
+                  </m:den>
+                </m:f>
+                <m:r>
+                  <m:rPr>
+                    <m:sty m:val="p"/>
+                  </m:rPr>
+                  <m:t>−</m:t>
+                </m:r>
+                <m:f>
+                  <m:fPr>
+                    <m:type m:val="bar"/>
+                  </m:fPr>
+                  <m:num>
+                    <m:r>
+                      <m:t>5</m:t>
+                    </m:r>
+                  </m:num>
+                  <m:den>
+                    <m:r>
+                      <m:t>6</m:t>
+                    </m:r>
+                  </m:den>
+                </m:f>
+                <m:r>
+                  <m:rPr>
+                    <m:sty m:val="p"/>
+                  </m:rPr>
+                  <m:t>=</m:t>
+                </m:r>
                 <m:f>
                   <m:fPr>
                     <m:type m:val="bar"/>
@@ -2637,12 +2703,20 @@
               </m:oMath>
             </m:oMathPara>
           </w:p>
+          <w:p>
+            <w:pPr>
+              <w:pStyle w:val="FirstParagraph"/>
+            </w:pPr>
+            <w:r>
+              <w:t xml:space="preserve">and this is your final answer.</w:t>
+            </w:r>
+          </w:p>
         </w:tc>
       </w:tr>
     </w:tbl>
     <w:p>
       <w:pPr>
-        <w:pStyle w:val="FirstParagraph"/>
+        <w:pStyle w:val="BodyText"/>
       </w:pPr>
       <w:r>
         <w:t xml:space="preserve">The figure below provides a visual representation of adding</w:t>
@@ -5452,7 +5526,7 @@
               <w:spacing w:before="16" w:after="16"/>
             </w:pPr>
             <w:r>
-              <w:t xml:space="preserve">If you want to multiply a fraction by a whole number, rewrite the whole number as an improper fraction, then multiply.</w:t>
+              <w:t xml:space="preserve">If you want to multiply a fraction by a whole number, you can rewrite the whole number as an improper fraction, then multiply.</w:t>
             </w:r>
           </w:p>
           <w:p>
@@ -6101,7 +6175,7 @@
                 <w:b/>
                 <w:bCs/>
               </w:rPr>
-              <w:t xml:space="preserve">Keep, Change, Flip</w:t>
+              <w:t xml:space="preserve">keep, change, flip</w:t>
             </w:r>
             <w:r>
               <w:t xml:space="preserve"> </w:t>
@@ -6184,7 +6258,7 @@
               <w:spacing w:after="16"/>
             </w:pPr>
             <w:r>
-              <w:t xml:space="preserve">This turns the division problem into a multiplication problem.</w:t>
+              <w:t xml:space="preserve">This turns the division problem into a multiplication problem, which you know how to do!</w:t>
             </w:r>
           </w:p>
           <w:p/>
@@ -6354,7 +6428,7 @@
               <w:pStyle w:val="BodyText"/>
             </w:pPr>
             <w:r>
-              <w:t xml:space="preserve">Follow the</w:t>
+              <w:t xml:space="preserve">To do this, you could follow the</w:t>
             </w:r>
             <w:r>
               <w:t xml:space="preserve"> </w:t>
@@ -6364,7 +6438,7 @@
                 <w:b/>
                 <w:bCs/>
               </w:rPr>
-              <w:t xml:space="preserve">Keep, Change, Flip</w:t>
+              <w:t xml:space="preserve">keep, change, flip</w:t>
             </w:r>
             <w:r>
               <w:t xml:space="preserve"> </w:t>
@@ -6675,7 +6749,7 @@
           <w:rPr>
             <w:rStyle w:val="Hyperlink"/>
           </w:rPr>
-          <w:t xml:space="preserve">Multiplying Fractions</w:t>
+          <w:t xml:space="preserve">multiplying fractions</w:t>
         </w:r>
       </w:hyperlink>
       <w:r>
@@ -6693,7 +6767,7 @@
         </m:r>
       </m:oMath>
       <w:r>
-        <w:t xml:space="preserve">, the result gets smaller because you are taking a fraction of a fraction. Dividing by fractions works differently. When you divide by a fraction, you are asking how many of those smaller pieces fit into what you already have. This means that the answer can actually be larger than the number you started with.</w:t>
+        <w:t xml:space="preserve">, the result gets smaller because you are taking a fraction of a fraction. Dividing by fractions works differently. When you divide by a fraction, you are asking how many of those smaller pieces fit into what you already have. This means that the answer could actually be larger than the number you started with.</w:t>
       </w:r>
     </w:p>
     <w:bookmarkEnd w:id="56"/>

--- a/docs/studyguides/arithmeticonnumericalfractions.docx
+++ b/docs/studyguides/arithmeticonnumericalfractions.docx
@@ -31,7 +31,7 @@
         <w:pStyle w:val="Abstract"/>
       </w:pPr>
       <w:r>
-        <w:t xml:space="preserve">Arithmetic with fractions involves combining, comparing, and scaling parts of a whole through addition, subtraction, multiplication, and division. Mastering these operations is essential for working with quantities that are not whole. These operations are widely used in everyday situations such as cooking, construction, finance, and science, where quantities must be measured, divided, or compared accurately.</w:t>
+        <w:t xml:space="preserve">Arithmetic with fractions involves combining, comparing, and scaling parts of a whole through addition, subtraction, multiplication, and division. Mastering these operations on fractions is essential, as these operations are widely used in everyday situations such as cooking, construction, finance, science, or in any application where quantities must be measured, divided, or compared accurately.</w:t>
       </w:r>
     </w:p>
     <w:p>
@@ -89,10 +89,10 @@
         </w:r>
       </w:hyperlink>
       <w:r>
-        <w:t xml:space="preserve">, you learned that a fraction represents part of a whole, and that it consists of a numerator and a denominator. This guide explains how to add, subtract, multiply and divide fractions. It explores the reasoning and methods behind applying these four main arithmetic operations, showing how the core concepts of fractions extend to calculations.</w:t>
+        <w:t xml:space="preserve">, you saw that a fraction represents part of a whole, and that it consists of a numerator and a denominator. This guide explains how to add, subtract, multiply and divide fractions. It explores the reasoning and methods behind applying these four main arithmetic operations, showing how the core concepts of fractions can be extended to calculations.</w:t>
       </w:r>
     </w:p>
-    <w:bookmarkStart w:id="35" w:name="adding-and-subtracting-fractions"/>
+    <w:bookmarkStart w:id="42" w:name="adding-and-subtracting-fractions"/>
     <w:p>
       <w:pPr>
         <w:pStyle w:val="Heading1"/>
@@ -106,7 +106,7 @@
         <w:pStyle w:val="FirstParagraph"/>
       </w:pPr>
       <w:r>
-        <w:t xml:space="preserve">Imagine you have two chocolate bars. Suppose one bar is split into four equal parts and one piece is eaten. This means that</w:t>
+        <w:t xml:space="preserve">Imagine you have two equal-sized chocolate bars. One bar is split into four equal parts and you eat one piece. This means that</w:t>
       </w:r>
       <w:r>
         <w:t xml:space="preserve"> </w:t>
@@ -132,7 +132,7 @@
         <w:t xml:space="preserve"> </w:t>
       </w:r>
       <w:r>
-        <w:t xml:space="preserve">of the bar has been eaten. Suppose the other bar is split into six equal parts and one piece is eaten. This means that</w:t>
+        <w:t xml:space="preserve">of the first bar has been eaten. Suppose the other bar is split into six equal parts and you eat a piece, which means that</w:t>
       </w:r>
       <w:r>
         <w:t xml:space="preserve"> </w:t>
@@ -158,7 +158,7 @@
         <w:t xml:space="preserve"> </w:t>
       </w:r>
       <w:r>
-        <w:t xml:space="preserve">of the bar has been eaten.</w:t>
+        <w:t xml:space="preserve">of the second bar has been eaten.</w:t>
       </w:r>
     </w:p>
     <w:p>
@@ -166,7 +166,7 @@
         <w:pStyle w:val="BodyText"/>
       </w:pPr>
       <w:r>
-        <w:t xml:space="preserve">Therefore, the total amount that has been eaten is</w:t>
+        <w:t xml:space="preserve">Therefore, the total amount of chocolate bar that you have eaten is</w:t>
       </w:r>
     </w:p>
     <w:p>
@@ -214,6 +214,12 @@
               </m:r>
             </m:den>
           </m:f>
+          <m:r>
+            <m:rPr>
+              <m:sty m:val="p"/>
+            </m:rPr>
+            <m:t>.</m:t>
+          </m:r>
         </m:oMath>
       </m:oMathPara>
     </w:p>
@@ -258,15 +264,165 @@
         <w:t xml:space="preserve">incorrect</w:t>
       </w:r>
       <w:r>
-        <w:t xml:space="preserve">. The reason for this is that the parts being added are not the same size. Quarters and sixths are different-sized pieces of a whole. To add or subtract fractions fairly, the parts being combined must be the same size.</w:t>
+        <w:t xml:space="preserve">. The reason for this is that the parts being added are not the same because they are not the same size; quarters and sixths are different-sized pieces of a whole. This leads into the golden rule of adding and subtracting things:</w:t>
       </w:r>
     </w:p>
+    <w:tbl>
+      <w:tblPr>
+        <w:tblStyle w:val="Table"/>
+        <w:tblLook w:firstRow="0" w:lastRow="0" w:firstColumn="0" w:lastColumn="0" w:noHBand="0" w:noVBand="0" w:val="0000"/>
+        <w:tblBorders>
+          <w:top w:val="single" w:sz="4" w:space="0" w:color="CC1914"/>
+          <w:left w:val="single" w:sz="24" w:space="0" w:color="CC1914"/>
+          <w:bottom w:val="single" w:sz="4" w:space="0" w:color="CC1914"/>
+          <w:right w:val="single" w:sz="4" w:space="0" w:color="CC1914"/>
+        </w:tblBorders>
+        <w:tblCellMar>
+          <w:left w:w="144" w:type="dxa"/>
+          <w:right w:w="144" w:type="dxa"/>
+        </w:tblCellMar>
+        <w:tblLook w:firstRow="0" w:lastRow="0" w:firstColumn="0" w:lastColumn="0" w:noHBand="0" w:noVBand="0" w:val="0000"/>
+      </w:tblPr>
+      <w:tr>
+        <w:trPr>
+          <w:cantSplit/>
+        </w:trPr>
+        <w:tc>
+          <w:tcPr>
+            <w:shd w:color="auto" w:fill="f7dddc" w:val="clear"/>
+            <w:tcMar>
+              <w:top w:w="92" w:type="dxa"/>
+              <w:bottom w:w="92" w:type="dxa"/>
+            </w:tcMar>
+          </w:tcPr>
+          <w:p>
+            <w:pPr>
+              <w:pStyle w:val="BodyText"/>
+            </w:pPr>
+            <w:pPr>
+              <w:spacing w:before="0" w:after="0"/>
+              <w:textAlignment w:val="center"/>
+            </w:pPr>
+            <w:r>
+              <w:drawing>
+                <wp:inline>
+                  <wp:extent cx="152400" cy="152400"/>
+                  <wp:effectExtent b="0" l="0" r="0" t="0"/>
+                  <wp:docPr descr="" title="" id="22" name="Picture"/>
+                  <a:graphic>
+                    <a:graphicData uri="http://schemas.openxmlformats.org/drawingml/2006/picture">
+                      <pic:pic>
+                        <pic:nvPicPr>
+                          <pic:cNvPr descr="/Applications/quarto/share/formats/docx/important.png" id="23" name="Picture"/>
+                          <pic:cNvPicPr>
+                            <a:picLocks noChangeArrowheads="1" noChangeAspect="1"/>
+                          </pic:cNvPicPr>
+                        </pic:nvPicPr>
+                        <pic:blipFill>
+                          <a:blip r:embed="rId21"/>
+                          <a:stretch>
+                            <a:fillRect/>
+                          </a:stretch>
+                        </pic:blipFill>
+                        <pic:spPr bwMode="auto">
+                          <a:xfrm>
+                            <a:off x="0" y="0"/>
+                            <a:ext cx="152400" cy="152400"/>
+                          </a:xfrm>
+                          <a:prstGeom prst="rect">
+                            <a:avLst/>
+                          </a:prstGeom>
+                          <a:noFill/>
+                          <a:ln w="9525">
+                            <a:noFill/>
+                            <a:headEnd/>
+                            <a:tailEnd/>
+                          </a:ln>
+                        </pic:spPr>
+                      </pic:pic>
+                    </a:graphicData>
+                  </a:graphic>
+                </wp:inline>
+              </w:drawing>
+            </w:r>
+            <w:r>
+              <w:t xml:space="preserve"> </w:t>
+            </w:r>
+            <w:r>
+              <w:t xml:space="preserve"> </w:t>
+            </w:r>
+            <w:r>
+              <w:t xml:space="preserve">Golden rule of adding/subtracting fractions</w:t>
+            </w:r>
+          </w:p>
+        </w:tc>
+      </w:tr>
+      <w:tr>
+        <w:trPr>
+          <w:cantSplit/>
+        </w:trPr>
+        <w:tc>
+          <w:tcPr>
+            <w:tcMar>
+              <w:top w:w="108" w:type="dxa"/>
+              <w:bottom w:w="108" w:type="dxa"/>
+            </w:tcMar>
+          </w:tcPr>
+          <w:p>
+            <w:pPr>
+              <w:pStyle w:val="BodyText"/>
+            </w:pPr>
+            <w:pPr>
+              <w:spacing w:before="16"/>
+            </w:pPr>
+            <w:r>
+              <w:rPr>
+                <w:b/>
+                <w:bCs/>
+              </w:rPr>
+              <w:t xml:space="preserve">You can only add or subtract things that are the same</w:t>
+            </w:r>
+            <w:r>
+              <w:t xml:space="preserve">.</w:t>
+            </w:r>
+          </w:p>
+          <w:p>
+            <w:pPr>
+              <w:pStyle w:val="BodyText"/>
+            </w:pPr>
+            <w:pPr>
+              <w:spacing w:after="16"/>
+            </w:pPr>
+            <w:r>
+              <w:t xml:space="preserve">So to add or subtract fractions fairly, the parts being combined must be the same size.</w:t>
+            </w:r>
+          </w:p>
+          <w:p/>
+        </w:tc>
+      </w:tr>
+    </w:tbl>
     <w:p>
       <w:pPr>
         <w:pStyle w:val="BodyText"/>
       </w:pPr>
       <w:r>
-        <w:t xml:space="preserve">If both bars are divided into twelve equal parts, equivalent fractions can be found for the amounts eaten from both bars. For a recap on finding equivalent fractions, please see</w:t>
+        <w:t xml:space="preserve">If both bars are divided into twelve equal parts,</w:t>
+      </w:r>
+      <w:r>
+        <w:t xml:space="preserve"> </w:t>
+      </w:r>
+      <w:r>
+        <w:rPr>
+          <w:b/>
+          <w:bCs/>
+        </w:rPr>
+        <w:t xml:space="preserve">equivalent fractions</w:t>
+      </w:r>
+      <w:r>
+        <w:t xml:space="preserve"> </w:t>
+      </w:r>
+      <w:r>
+        <w:t xml:space="preserve">can be found for the amounts eaten from both bars. For more on finding equivalent fractions, please see</w:t>
       </w:r>
       <w:r>
         <w:t xml:space="preserve"> </w:t>
@@ -432,7 +588,7 @@
         <w:pStyle w:val="FirstParagraph"/>
       </w:pPr>
       <w:r>
-        <w:t xml:space="preserve">Both fractions now share the same denominator, meaning the pieces from each bar are the same size. You can now add both pieces of chocolate together.</w:t>
+        <w:t xml:space="preserve">Both fractions now share the same denominator, meaning the pieces scoffed from each bar are the same size. You can now add both pieces of chocolate together to get</w:t>
       </w:r>
     </w:p>
     <w:p>
@@ -587,18 +743,18 @@
                 <wp:inline>
                   <wp:extent cx="152400" cy="152400"/>
                   <wp:effectExtent b="0" l="0" r="0" t="0"/>
-                  <wp:docPr descr="" title="" id="22" name="Picture"/>
+                  <wp:docPr descr="" title="" id="25" name="Picture"/>
                   <a:graphic>
                     <a:graphicData uri="http://schemas.openxmlformats.org/drawingml/2006/picture">
                       <pic:pic>
                         <pic:nvPicPr>
-                          <pic:cNvPr descr="/Applications/quarto/share/formats/docx/note.png" id="23" name="Picture"/>
+                          <pic:cNvPr descr="/Applications/quarto/share/formats/docx/note.png" id="26" name="Picture"/>
                           <pic:cNvPicPr>
                             <a:picLocks noChangeArrowheads="1" noChangeAspect="1"/>
                           </pic:cNvPicPr>
                         </pic:nvPicPr>
                         <pic:blipFill>
-                          <a:blip r:embed="rId21"/>
+                          <a:blip r:embed="rId24"/>
                           <a:stretch>
                             <a:fillRect/>
                           </a:stretch>
@@ -668,7 +824,10 @@
               <w:t xml:space="preserve">must be the same</w:t>
             </w:r>
             <w:r>
-              <w:t xml:space="preserve">.</w:t>
+              <w:t xml:space="preserve"> </w:t>
+            </w:r>
+            <w:r>
+              <w:t xml:space="preserve">according to the golden rule above.</w:t>
             </w:r>
           </w:p>
           <w:p>
@@ -745,18 +904,18 @@
                 <wp:inline>
                   <wp:extent cx="152400" cy="152400"/>
                   <wp:effectExtent b="0" l="0" r="0" t="0"/>
-                  <wp:docPr descr="" title="" id="24" name="Picture"/>
+                  <wp:docPr descr="" title="" id="27" name="Picture"/>
                   <a:graphic>
                     <a:graphicData uri="http://schemas.openxmlformats.org/drawingml/2006/picture">
                       <pic:pic>
                         <pic:nvPicPr>
-                          <pic:cNvPr descr="/Applications/quarto/share/formats/docx/note.png" id="25" name="Picture"/>
+                          <pic:cNvPr descr="/Applications/quarto/share/formats/docx/note.png" id="28" name="Picture"/>
                           <pic:cNvPicPr>
                             <a:picLocks noChangeArrowheads="1" noChangeAspect="1"/>
                           </pic:cNvPicPr>
                         </pic:nvPicPr>
                         <pic:blipFill>
-                          <a:blip r:embed="rId21"/>
+                          <a:blip r:embed="rId24"/>
                           <a:stretch>
                             <a:fillRect/>
                           </a:stretch>
@@ -868,7 +1027,7 @@
               <w:pStyle w:val="BodyText"/>
             </w:pPr>
             <w:r>
-              <w:t xml:space="preserve">Add the numerators and keep the same denominator.</w:t>
+              <w:t xml:space="preserve">So you can add the numerators and keep the same denominator to get</w:t>
             </w:r>
           </w:p>
           <w:p>
@@ -1016,7 +1175,7 @@
         <w:t xml:space="preserve">common denominator</w:t>
       </w:r>
       <w:r>
-        <w:t xml:space="preserve">. A common denominator is a number that can be evenly divided by both of the original denominators. A common denominator can always be found by multiplying the two denominators together.</w:t>
+        <w:t xml:space="preserve">. A common denominator is a number that can be evenly divided by both of the original denominators.</w:t>
       </w:r>
     </w:p>
     <w:p>
@@ -1024,7 +1183,7 @@
         <w:pStyle w:val="BodyText"/>
       </w:pPr>
       <w:r>
-        <w:t xml:space="preserve">For example, for</w:t>
+        <w:t xml:space="preserve">A common denominator can always be found by multiplying the two denominators together. For example, for</w:t>
       </w:r>
       <w:r>
         <w:t xml:space="preserve"> </w:t>
@@ -1113,7 +1272,29 @@
         <w:pStyle w:val="BodyText"/>
       </w:pPr>
       <w:r>
-        <w:t xml:space="preserve">While this method is OK for finding a common denominator, it can often result in working with very large numbers, especially when it comes to simplifying the resulting fraction. A more reliable method is to find the</w:t>
+        <w:t xml:space="preserve">But in the example above,</w:t>
+      </w:r>
+      <w:r>
+        <w:t xml:space="preserve"> </w:t>
+      </w:r>
+      <m:oMath>
+        <m:r>
+          <m:t>12</m:t>
+        </m:r>
+      </m:oMath>
+      <w:r>
+        <w:t xml:space="preserve"> </w:t>
+      </w:r>
+      <w:r>
+        <w:t xml:space="preserve">was used as the common denominator. Why can you use this number?</w:t>
+      </w:r>
+    </w:p>
+    <w:p>
+      <w:pPr>
+        <w:pStyle w:val="BodyText"/>
+      </w:pPr>
+      <w:r>
+        <w:t xml:space="preserve">The problem is that multiplying the denominators can often result in working with very large numbers, especially when it comes to simplifying the resulting fraction. A more reliable method is to find the</w:t>
       </w:r>
       <w:r>
         <w:t xml:space="preserve"> </w:t>
@@ -1123,13 +1304,13 @@
           <w:b/>
           <w:bCs/>
         </w:rPr>
-        <w:t xml:space="preserve">least common multiple</w:t>
+        <w:t xml:space="preserve">lowest common multiple</w:t>
       </w:r>
       <w:r>
         <w:t xml:space="preserve"> </w:t>
       </w:r>
       <w:r>
-        <w:t xml:space="preserve">of the denominators. The least common multiple is not the same thing as the highest common factor from</w:t>
+        <w:t xml:space="preserve">of the denominators. (It’s important to note that the lowest common multiple is not the same thing as the highest common factor from</w:t>
       </w:r>
       <w:r>
         <w:t xml:space="preserve"> </w:t>
@@ -1143,7 +1324,7 @@
         </w:r>
       </w:hyperlink>
       <w:r>
-        <w:t xml:space="preserve">.</w:t>
+        <w:t xml:space="preserve">.)</w:t>
       </w:r>
     </w:p>
     <w:tbl>
@@ -1187,18 +1368,18 @@
                 <wp:inline>
                   <wp:extent cx="152400" cy="152400"/>
                   <wp:effectExtent b="0" l="0" r="0" t="0"/>
-                  <wp:docPr descr="" title="" id="26" name="Picture"/>
+                  <wp:docPr descr="" title="" id="29" name="Picture"/>
                   <a:graphic>
                     <a:graphicData uri="http://schemas.openxmlformats.org/drawingml/2006/picture">
                       <pic:pic>
                         <pic:nvPicPr>
-                          <pic:cNvPr descr="/Applications/quarto/share/formats/docx/note.png" id="27" name="Picture"/>
+                          <pic:cNvPr descr="/Applications/quarto/share/formats/docx/note.png" id="30" name="Picture"/>
                           <pic:cNvPicPr>
                             <a:picLocks noChangeArrowheads="1" noChangeAspect="1"/>
                           </pic:cNvPicPr>
                         </pic:nvPicPr>
                         <pic:blipFill>
-                          <a:blip r:embed="rId21"/>
+                          <a:blip r:embed="rId24"/>
                           <a:stretch>
                             <a:fillRect/>
                           </a:stretch>
@@ -1231,7 +1412,7 @@
               <w:t xml:space="preserve"> </w:t>
             </w:r>
             <w:r>
-              <w:t xml:space="preserve">Multiples, common multiples, and the least common multiple</w:t>
+              <w:t xml:space="preserve">Multiples, common multiples, and the lowest common multiple</w:t>
             </w:r>
           </w:p>
         </w:tc>
@@ -1310,7 +1491,7 @@
                 <w:b/>
                 <w:bCs/>
               </w:rPr>
-              <w:t xml:space="preserve">least common multiple</w:t>
+              <w:t xml:space="preserve">lowest common multiple</w:t>
             </w:r>
             <w:r>
               <w:t xml:space="preserve"> </w:t>
@@ -1324,7 +1505,7 @@
               <w:pStyle w:val="BodyText"/>
             </w:pPr>
             <w:r>
-              <w:t xml:space="preserve">To find the least common multiple:</w:t>
+              <w:t xml:space="preserve">To find the lowest common multiple:</w:t>
             </w:r>
           </w:p>
           <w:p>
@@ -1372,18 +1553,26 @@
               </w:numPr>
             </w:pPr>
             <w:r>
-              <w:t xml:space="preserve">The smallest of these common multiples is the least common multiple.</w:t>
+              <w:t xml:space="preserve">The smallest of these common multiples is the lowest common multiple.</w:t>
             </w:r>
           </w:p>
           <w:p>
             <w:pPr>
               <w:pStyle w:val="FirstParagraph"/>
             </w:pPr>
+            <w:r>
+              <w:t xml:space="preserve">If you do not find any common multiples in your initial lists, then extend them by listing more multiples until you find a match.</w:t>
+            </w:r>
+          </w:p>
+          <w:p>
+            <w:pPr>
+              <w:pStyle w:val="BodyText"/>
+            </w:pPr>
             <w:pPr>
               <w:spacing w:after="16"/>
             </w:pPr>
             <w:r>
-              <w:t xml:space="preserve">If you do not find any common multiples in your initial lists, then extend them by listing more multiples until you find a match.</w:t>
+              <w:t xml:space="preserve">You can also find the lowest common multiple by multiplying the two numbers together and dividing by their highest common factor.</w:t>
             </w:r>
           </w:p>
           <w:p/>
@@ -1438,18 +1627,18 @@
                 <wp:inline>
                   <wp:extent cx="152400" cy="152400"/>
                   <wp:effectExtent b="0" l="0" r="0" t="0"/>
-                  <wp:docPr descr="" title="" id="28" name="Picture"/>
+                  <wp:docPr descr="" title="" id="31" name="Picture"/>
                   <a:graphic>
                     <a:graphicData uri="http://schemas.openxmlformats.org/drawingml/2006/picture">
                       <pic:pic>
                         <pic:nvPicPr>
-                          <pic:cNvPr descr="/Applications/quarto/share/formats/docx/note.png" id="29" name="Picture"/>
+                          <pic:cNvPr descr="/Applications/quarto/share/formats/docx/note.png" id="32" name="Picture"/>
                           <pic:cNvPicPr>
                             <a:picLocks noChangeArrowheads="1" noChangeAspect="1"/>
                           </pic:cNvPicPr>
                         </pic:nvPicPr>
                         <pic:blipFill>
-                          <a:blip r:embed="rId21"/>
+                          <a:blip r:embed="rId24"/>
                           <a:stretch>
                             <a:fillRect/>
                           </a:stretch>
@@ -1501,7 +1690,7 @@
               <w:spacing w:before="16"/>
             </w:pPr>
             <w:r>
-              <w:t xml:space="preserve">Find the least common multiple of</w:t>
+              <w:t xml:space="preserve">Find the lowest common multiple of</w:t>
             </w:r>
             <w:r>
               <w:t xml:space="preserve"> </w:t>
@@ -1804,7 +1993,7 @@
               <w:spacing w:after="16"/>
             </w:pPr>
             <w:r>
-              <w:t xml:space="preserve">The smallest number appearing in this list of common multiples is the least common multiple.</w:t>
+              <w:t xml:space="preserve">The smallest number appearing in this list of common multiples is the lowest common multiple.</w:t>
             </w:r>
           </w:p>
           <w:p>
@@ -1822,7 +2011,7 @@
                     <m:sty m:val="p"/>
                     <m:scr m:val="sans-serif"/>
                   </m:rPr>
-                  <m:t>Least common multiple:</m:t>
+                  <m:t>lowest common multiple:</m:t>
                 </m:r>
                 <m:r>
                   <m:t> </m:t>
@@ -1841,7 +2030,145 @@
         <w:pStyle w:val="FirstParagraph"/>
       </w:pPr>
       <w:r>
-        <w:t xml:space="preserve">Using the least common multiple provides the smallest denominator, which keeps the numbers manageable for the final simplifying step.</w:t>
+        <w:t xml:space="preserve"> </w:t>
+      </w:r>
+    </w:p>
+    <w:tbl>
+      <w:tblPr>
+        <w:tblStyle w:val="Table"/>
+        <w:tblLook w:firstRow="0" w:lastRow="0" w:firstColumn="0" w:lastColumn="0" w:noHBand="0" w:noVBand="0" w:val="0000"/>
+        <w:tblBorders>
+          <w:top w:val="single" w:sz="4" w:space="0" w:color="00A047"/>
+          <w:left w:val="single" w:sz="24" w:space="0" w:color="00A047"/>
+          <w:bottom w:val="single" w:sz="4" w:space="0" w:color="00A047"/>
+          <w:right w:val="single" w:sz="4" w:space="0" w:color="00A047"/>
+        </w:tblBorders>
+        <w:tblCellMar>
+          <w:left w:w="144" w:type="dxa"/>
+          <w:right w:w="144" w:type="dxa"/>
+        </w:tblCellMar>
+        <w:tblLook w:firstRow="0" w:lastRow="0" w:firstColumn="0" w:lastColumn="0" w:noHBand="0" w:noVBand="0" w:val="0000"/>
+      </w:tblPr>
+      <w:tr>
+        <w:trPr>
+          <w:cantSplit/>
+        </w:trPr>
+        <w:tc>
+          <w:tcPr>
+            <w:shd w:color="auto" w:fill="ccf1e3" w:val="clear"/>
+            <w:tcMar>
+              <w:top w:w="92" w:type="dxa"/>
+              <w:bottom w:w="92" w:type="dxa"/>
+            </w:tcMar>
+          </w:tcPr>
+          <w:p>
+            <w:pPr>
+              <w:pStyle w:val="BodyText"/>
+            </w:pPr>
+            <w:pPr>
+              <w:spacing w:before="0" w:after="0"/>
+              <w:textAlignment w:val="center"/>
+            </w:pPr>
+            <w:r>
+              <w:drawing>
+                <wp:inline>
+                  <wp:extent cx="152400" cy="152400"/>
+                  <wp:effectExtent b="0" l="0" r="0" t="0"/>
+                  <wp:docPr descr="" title="" id="34" name="Picture"/>
+                  <a:graphic>
+                    <a:graphicData uri="http://schemas.openxmlformats.org/drawingml/2006/picture">
+                      <pic:pic>
+                        <pic:nvPicPr>
+                          <pic:cNvPr descr="/Applications/quarto/share/formats/docx/tip.png" id="35" name="Picture"/>
+                          <pic:cNvPicPr>
+                            <a:picLocks noChangeArrowheads="1" noChangeAspect="1"/>
+                          </pic:cNvPicPr>
+                        </pic:nvPicPr>
+                        <pic:blipFill>
+                          <a:blip r:embed="rId33"/>
+                          <a:stretch>
+                            <a:fillRect/>
+                          </a:stretch>
+                        </pic:blipFill>
+                        <pic:spPr bwMode="auto">
+                          <a:xfrm>
+                            <a:off x="0" y="0"/>
+                            <a:ext cx="152400" cy="152400"/>
+                          </a:xfrm>
+                          <a:prstGeom prst="rect">
+                            <a:avLst/>
+                          </a:prstGeom>
+                          <a:noFill/>
+                          <a:ln w="9525">
+                            <a:noFill/>
+                            <a:headEnd/>
+                            <a:tailEnd/>
+                          </a:ln>
+                        </pic:spPr>
+                      </pic:pic>
+                    </a:graphicData>
+                  </a:graphic>
+                </wp:inline>
+              </w:drawing>
+            </w:r>
+            <w:r>
+              <w:t xml:space="preserve"> </w:t>
+            </w:r>
+            <w:r>
+              <w:t xml:space="preserve"> </w:t>
+            </w:r>
+            <w:r>
+              <w:t xml:space="preserve">Tip</w:t>
+            </w:r>
+          </w:p>
+        </w:tc>
+      </w:tr>
+      <w:tr>
+        <w:trPr>
+          <w:cantSplit/>
+        </w:trPr>
+        <w:tc>
+          <w:tcPr>
+            <w:tcMar>
+              <w:top w:w="108" w:type="dxa"/>
+              <w:bottom w:w="108" w:type="dxa"/>
+            </w:tcMar>
+          </w:tcPr>
+          <w:p>
+            <w:pPr>
+              <w:pStyle w:val="BodyText"/>
+            </w:pPr>
+            <w:pPr>
+              <w:spacing w:before="16" w:after="16"/>
+            </w:pPr>
+            <w:r>
+              <w:t xml:space="preserve">If you would like to check your answers for the lowest common multiple of two integers, you can use our calculator at</w:t>
+            </w:r>
+            <w:r>
+              <w:t xml:space="preserve"> </w:t>
+            </w:r>
+            <w:hyperlink r:id="rId36">
+              <w:r>
+                <w:rPr>
+                  <w:rStyle w:val="Hyperlink"/>
+                </w:rPr>
+                <w:t xml:space="preserve">Calculator: Highest common factor, lowest common multiple</w:t>
+              </w:r>
+            </w:hyperlink>
+            <w:r>
+              <w:t xml:space="preserve">.</w:t>
+            </w:r>
+          </w:p>
+          <w:p/>
+        </w:tc>
+      </w:tr>
+    </w:tbl>
+    <w:p>
+      <w:pPr>
+        <w:pStyle w:val="BodyText"/>
+      </w:pPr>
+      <w:r>
+        <w:t xml:space="preserve">Using the lowest common multiple provides the smallest denominator, which reduces the chances of errors in the final simplifying step.</w:t>
       </w:r>
     </w:p>
     <w:p>
@@ -1859,10 +2186,10 @@
           <w:b/>
           <w:bCs/>
         </w:rPr>
-        <w:t xml:space="preserve">least common denominator</w:t>
-      </w:r>
-      <w:r>
-        <w:t xml:space="preserve">. For the example of the chocolate bars, the least common denominator is</w:t>
+        <w:t xml:space="preserve">lowest common denominator</w:t>
+      </w:r>
+      <w:r>
+        <w:t xml:space="preserve">. For the example of the chocolate bars, the lowest common denominator is</w:t>
       </w:r>
       <w:r>
         <w:t xml:space="preserve"> </w:t>
@@ -1916,18 +2243,18 @@
                 <wp:inline>
                   <wp:extent cx="152400" cy="152400"/>
                   <wp:effectExtent b="0" l="0" r="0" t="0"/>
-                  <wp:docPr descr="" title="" id="30" name="Picture"/>
+                  <wp:docPr descr="" title="" id="37" name="Picture"/>
                   <a:graphic>
                     <a:graphicData uri="http://schemas.openxmlformats.org/drawingml/2006/picture">
                       <pic:pic>
                         <pic:nvPicPr>
-                          <pic:cNvPr descr="/Applications/quarto/share/formats/docx/note.png" id="31" name="Picture"/>
+                          <pic:cNvPr descr="/Applications/quarto/share/formats/docx/note.png" id="38" name="Picture"/>
                           <pic:cNvPicPr>
                             <a:picLocks noChangeArrowheads="1" noChangeAspect="1"/>
                           </pic:cNvPicPr>
                         </pic:nvPicPr>
                         <pic:blipFill>
-                          <a:blip r:embed="rId21"/>
+                          <a:blip r:embed="rId24"/>
                           <a:stretch>
                             <a:fillRect/>
                           </a:stretch>
@@ -2031,7 +2358,7 @@
               <w:pStyle w:val="BodyText"/>
             </w:pPr>
             <w:r>
-              <w:t xml:space="preserve">The fractions have different denominators so they cannot be subtracted directly.</w:t>
+              <w:t xml:space="preserve">The fractions have different denominators so they cannot be subtracted directly. You will then need to find the lowest common denominator.</w:t>
             </w:r>
           </w:p>
           <w:p>
@@ -2260,7 +2587,7 @@
                           <m:sty m:val="p"/>
                           <m:scr m:val="sans-serif"/>
                         </m:rPr>
-                        <m:t>Least common multiple:</m:t>
+                        <m:t>lowest common multiple:</m:t>
                       </m:r>
                     </m:e>
                     <m:e>
@@ -2281,7 +2608,7 @@
               <w:pStyle w:val="FirstParagraph"/>
             </w:pPr>
             <w:r>
-              <w:t xml:space="preserve">The least common multiple is</w:t>
+              <w:t xml:space="preserve">The lowest common multiple is</w:t>
             </w:r>
             <w:r>
               <w:t xml:space="preserve"> </w:t>
@@ -2961,18 +3288,18 @@
           <wp:inline>
             <wp:extent cx="4126326" cy="3703704"/>
             <wp:effectExtent b="0" l="0" r="0" t="0"/>
-            <wp:docPr descr="Addition of fractions represented by shaded regions of rectangular bars and equivalent fractions." title="" id="33" name="Picture"/>
+            <wp:docPr descr="Addition of fractions represented by shaded regions of rectangular bars and equivalent fractions." title="" id="40" name="Picture"/>
             <a:graphic>
               <a:graphicData uri="http://schemas.openxmlformats.org/drawingml/2006/picture">
                 <pic:pic>
                   <pic:nvPicPr>
-                    <pic:cNvPr descr="FiguresPNG/arithmeticonnumericalfractions-fig1.png" id="34" name="Picture"/>
+                    <pic:cNvPr descr="FiguresPNG/arithmeticonnumericalfractions-fig1.png" id="41" name="Picture"/>
                     <pic:cNvPicPr>
                       <a:picLocks noChangeArrowheads="1" noChangeAspect="1"/>
                     </pic:cNvPicPr>
                   </pic:nvPicPr>
                   <pic:blipFill>
-                    <a:blip r:embed="rId32"/>
+                    <a:blip r:embed="rId39"/>
                     <a:stretch>
                       <a:fillRect/>
                     </a:stretch>
@@ -3007,8 +3334,8 @@
         <w:t xml:space="preserve">Addition of fractions represented by shaded regions of rectangular bars and equivalent fractions.</w:t>
       </w:r>
     </w:p>
-    <w:bookmarkEnd w:id="35"/>
-    <w:bookmarkStart w:id="51" w:name="multiplying-fractions"/>
+    <w:bookmarkEnd w:id="42"/>
+    <w:bookmarkStart w:id="57" w:name="multiplying-fractions"/>
     <w:p>
       <w:pPr>
         <w:pStyle w:val="Heading1"/>
@@ -3119,7 +3446,7 @@
         <w:pStyle w:val="BodyText"/>
       </w:pPr>
       <w:r>
-        <w:t xml:space="preserve">Imagine you have a chocolate bar. Suppose you divide it vertically into three equal parts (thirds) and cover the first part so that</w:t>
+        <w:t xml:space="preserve">Imagine you have yet another delicious chocolate bar – probably from Cantor’s Confectionery. Suppose you divide it vertically into three equal parts (thirds) and cover the first part so that</w:t>
       </w:r>
       <w:r>
         <w:t xml:space="preserve"> </w:t>
@@ -3292,18 +3619,18 @@
                 <wp:inline>
                   <wp:extent cx="152400" cy="152400"/>
                   <wp:effectExtent b="0" l="0" r="0" t="0"/>
-                  <wp:docPr descr="" title="" id="36" name="Picture"/>
+                  <wp:docPr descr="" title="" id="43" name="Picture"/>
                   <a:graphic>
                     <a:graphicData uri="http://schemas.openxmlformats.org/drawingml/2006/picture">
                       <pic:pic>
                         <pic:nvPicPr>
-                          <pic:cNvPr descr="/Applications/quarto/share/formats/docx/note.png" id="37" name="Picture"/>
+                          <pic:cNvPr descr="/Applications/quarto/share/formats/docx/note.png" id="44" name="Picture"/>
                           <pic:cNvPicPr>
                             <a:picLocks noChangeArrowheads="1" noChangeAspect="1"/>
                           </pic:cNvPicPr>
                         </pic:nvPicPr>
                         <pic:blipFill>
-                          <a:blip r:embed="rId21"/>
+                          <a:blip r:embed="rId24"/>
                           <a:stretch>
                             <a:fillRect/>
                           </a:stretch>
@@ -3408,7 +3735,7 @@
         <w:pStyle w:val="FirstParagraph"/>
       </w:pPr>
       <w:r>
-        <w:t xml:space="preserve">Unlike with addition or subtraction, you do not need to find a common denominator when multiplying fractions. Each fraction acts as its own scaling. Multiplying by</w:t>
+        <w:t xml:space="preserve">Unlike with addition or subtraction, you do not need to find a common denominator when multiplying fractions. Each fraction acts as its own scaling; for instance, multiplying by</w:t>
       </w:r>
       <w:r>
         <w:t xml:space="preserve"> </w:t>
@@ -3532,18 +3859,18 @@
                 <wp:inline>
                   <wp:extent cx="152400" cy="152400"/>
                   <wp:effectExtent b="0" l="0" r="0" t="0"/>
-                  <wp:docPr descr="" title="" id="38" name="Picture"/>
+                  <wp:docPr descr="" title="" id="45" name="Picture"/>
                   <a:graphic>
                     <a:graphicData uri="http://schemas.openxmlformats.org/drawingml/2006/picture">
                       <pic:pic>
                         <pic:nvPicPr>
-                          <pic:cNvPr descr="/Applications/quarto/share/formats/docx/note.png" id="39" name="Picture"/>
+                          <pic:cNvPr descr="/Applications/quarto/share/formats/docx/note.png" id="46" name="Picture"/>
                           <pic:cNvPicPr>
                             <a:picLocks noChangeArrowheads="1" noChangeAspect="1"/>
                           </pic:cNvPicPr>
                         </pic:nvPicPr>
                         <pic:blipFill>
-                          <a:blip r:embed="rId21"/>
+                          <a:blip r:embed="rId24"/>
                           <a:stretch>
                             <a:fillRect/>
                           </a:stretch>
@@ -3896,18 +4223,18 @@
                 <wp:inline>
                   <wp:extent cx="152400" cy="152400"/>
                   <wp:effectExtent b="0" l="0" r="0" t="0"/>
-                  <wp:docPr descr="" title="" id="40" name="Picture"/>
+                  <wp:docPr descr="" title="" id="47" name="Picture"/>
                   <a:graphic>
                     <a:graphicData uri="http://schemas.openxmlformats.org/drawingml/2006/picture">
                       <pic:pic>
                         <pic:nvPicPr>
-                          <pic:cNvPr descr="/Applications/quarto/share/formats/docx/note.png" id="41" name="Picture"/>
+                          <pic:cNvPr descr="/Applications/quarto/share/formats/docx/note.png" id="48" name="Picture"/>
                           <pic:cNvPicPr>
                             <a:picLocks noChangeArrowheads="1" noChangeAspect="1"/>
                           </pic:cNvPicPr>
                         </pic:nvPicPr>
                         <pic:blipFill>
-                          <a:blip r:embed="rId21"/>
+                          <a:blip r:embed="rId24"/>
                           <a:stretch>
                             <a:fillRect/>
                           </a:stretch>
@@ -4126,8 +4453,11 @@
             <w:pPr>
               <w:pStyle w:val="FirstParagraph"/>
             </w:pPr>
-            <w:r>
-              <w:t xml:space="preserve">This is a large fraction which could take a while to simplify. You would need to find the highest common factor (which is</w:t>
+            <w:pPr>
+              <w:spacing w:after="16"/>
+            </w:pPr>
+            <w:r>
+              <w:t xml:space="preserve">This is a large fraction which takes a while to simplify. You would need to find the highest common factor of these two numbers (which is</w:t>
             </w:r>
             <w:r>
               <w:t xml:space="preserve"> </w:t>
@@ -4171,7 +4501,7 @@
               </m:r>
             </m:oMath>
             <w:r>
-              <w:t xml:space="preserve">).</w:t>
+              <w:t xml:space="preserve">). Here,</w:t>
             </w:r>
           </w:p>
           <w:p>
@@ -4266,7 +4596,176 @@
               <w:pStyle w:val="FirstParagraph"/>
             </w:pPr>
             <w:r>
-              <w:t xml:space="preserve">The more reliable method is to first look for common factors between any numerator and any denominator.</w:t>
+              <w:t xml:space="preserve">and this is your final answers.</w:t>
+            </w:r>
+          </w:p>
+        </w:tc>
+      </w:tr>
+    </w:tbl>
+    <w:p>
+      <w:pPr>
+        <w:pStyle w:val="BodyText"/>
+      </w:pPr>
+      <w:r>
+        <w:t xml:space="preserve">There is a more reliable method to perform this multiplication by looking for common factors in both numerators and denominators.</w:t>
+      </w:r>
+    </w:p>
+    <w:tbl>
+      <w:tblPr>
+        <w:tblStyle w:val="Table"/>
+        <w:tblInd w:w="164" w:type="dxa"/>
+        <w:tblBorders>
+          <w:left w:val="single" w:sz="24" w:space="0" w:color="0758E5"/>
+        </w:tblBorders>
+        <w:tblCellMar>
+          <w:left w:w="0" w:type="dxa"/>
+          <w:right w:w="0" w:type="dxa"/>
+        </w:tblCellMar>
+        <w:tblLook w:firstRow="0" w:lastRow="0" w:firstColumn="0" w:lastColumn="0" w:noHBand="0" w:noVBand="0" w:val="0000"/>
+      </w:tblPr>
+      <w:tblGrid>
+        <w:gridCol w:w="7920"/>
+      </w:tblGrid>
+      <w:tr>
+        <w:trPr>
+          <w:cantSplit/>
+        </w:trPr>
+        <w:tc>
+          <w:tcPr>
+            <w:tcMar>
+              <w:left w:w="144" w:type="dxa"/>
+              <w:right w:w="144" w:type="dxa"/>
+            </w:tcMar>
+          </w:tcPr>
+          <w:p>
+            <w:pPr>
+              <w:pStyle w:val="BodyText"/>
+            </w:pPr>
+            <w:pPr>
+              <w:spacing w:before="0" w:after="8"/>
+              <w:jc w:val="center"/>
+            </w:pPr>
+            <w:r>
+              <w:drawing>
+                <wp:inline>
+                  <wp:extent cx="152400" cy="152400"/>
+                  <wp:effectExtent b="0" l="0" r="0" t="0"/>
+                  <wp:docPr descr="" title="" id="49" name="Picture"/>
+                  <a:graphic>
+                    <a:graphicData uri="http://schemas.openxmlformats.org/drawingml/2006/picture">
+                      <pic:pic>
+                        <pic:nvPicPr>
+                          <pic:cNvPr descr="/Applications/quarto/share/formats/docx/note.png" id="50" name="Picture"/>
+                          <pic:cNvPicPr>
+                            <a:picLocks noChangeArrowheads="1" noChangeAspect="1"/>
+                          </pic:cNvPicPr>
+                        </pic:nvPicPr>
+                        <pic:blipFill>
+                          <a:blip r:embed="rId24"/>
+                          <a:stretch>
+                            <a:fillRect/>
+                          </a:stretch>
+                        </pic:blipFill>
+                        <pic:spPr bwMode="auto">
+                          <a:xfrm>
+                            <a:off x="0" y="0"/>
+                            <a:ext cx="152400" cy="152400"/>
+                          </a:xfrm>
+                          <a:prstGeom prst="rect">
+                            <a:avLst/>
+                          </a:prstGeom>
+                          <a:noFill/>
+                          <a:ln w="9525">
+                            <a:noFill/>
+                            <a:headEnd/>
+                            <a:tailEnd/>
+                          </a:ln>
+                        </pic:spPr>
+                      </pic:pic>
+                    </a:graphicData>
+                  </a:graphic>
+                </wp:inline>
+              </w:drawing>
+            </w:r>
+          </w:p>
+        </w:tc>
+        <w:tc>
+          <w:p>
+            <w:pPr>
+              <w:pStyle w:val="BodyText"/>
+            </w:pPr>
+            <w:pPr>
+              <w:spacing w:before="16" w:after="64"/>
+            </w:pPr>
+            <w:r>
+              <w:rPr>
+                <w:b/>
+                <w:bCs/>
+              </w:rPr>
+              <w:t xml:space="preserve">Example 6</w:t>
+            </w:r>
+          </w:p>
+          <w:p>
+            <w:pPr>
+              <w:pStyle w:val="BodyText"/>
+            </w:pPr>
+            <w:pPr>
+              <w:spacing w:before="16"/>
+            </w:pPr>
+            <w:r>
+              <w:t xml:space="preserve">Calculate</w:t>
+            </w:r>
+            <w:r>
+              <w:t xml:space="preserve"> </w:t>
+            </w:r>
+            <m:oMath>
+              <m:f>
+                <m:fPr>
+                  <m:type m:val="bar"/>
+                </m:fPr>
+                <m:num>
+                  <m:r>
+                    <m:t>14</m:t>
+                  </m:r>
+                </m:num>
+                <m:den>
+                  <m:r>
+                    <m:t>25</m:t>
+                  </m:r>
+                </m:den>
+              </m:f>
+              <m:r>
+                <m:rPr>
+                  <m:sty m:val="p"/>
+                </m:rPr>
+                <m:t>⋅</m:t>
+              </m:r>
+              <m:f>
+                <m:fPr>
+                  <m:type m:val="bar"/>
+                </m:fPr>
+                <m:num>
+                  <m:r>
+                    <m:t>15</m:t>
+                  </m:r>
+                </m:num>
+                <m:den>
+                  <m:r>
+                    <m:t>21</m:t>
+                  </m:r>
+                </m:den>
+              </m:f>
+            </m:oMath>
+            <w:r>
+              <w:t xml:space="preserve">.</w:t>
+            </w:r>
+          </w:p>
+          <w:p>
+            <w:pPr>
+              <w:pStyle w:val="BodyText"/>
+            </w:pPr>
+            <w:r>
+              <w:t xml:space="preserve">Here, you can see</w:t>
             </w:r>
           </w:p>
           <w:p>
@@ -4588,7 +5087,7 @@
               <w:t xml:space="preserve"> </w:t>
             </w:r>
             <w:r>
-              <w:t xml:space="preserve">is also a common factor so the final simplified multiplication problem is:</w:t>
+              <w:t xml:space="preserve">is also a common factor in a numerator and denominator so the final simplified multiplication problem is:</w:t>
             </w:r>
           </w:p>
           <w:p>
@@ -4644,7 +5143,7 @@
               <w:pStyle w:val="FirstParagraph"/>
             </w:pPr>
             <w:r>
-              <w:t xml:space="preserve">You can now multiply the simplified numerators together and the simplified denominators together, as before.</w:t>
+              <w:t xml:space="preserve">You can now multiply the simplified numerators together and the simplified denominators together, as before</w:t>
             </w:r>
           </w:p>
           <w:p>
@@ -4818,18 +5317,18 @@
                 <wp:inline>
                   <wp:extent cx="152400" cy="152400"/>
                   <wp:effectExtent b="0" l="0" r="0" t="0"/>
-                  <wp:docPr descr="" title="" id="43" name="Picture"/>
+                  <wp:docPr descr="" title="" id="52" name="Picture"/>
                   <a:graphic>
                     <a:graphicData uri="http://schemas.openxmlformats.org/drawingml/2006/picture">
                       <pic:pic>
                         <pic:nvPicPr>
-                          <pic:cNvPr descr="/Applications/quarto/share/formats/docx/warning.png" id="44" name="Picture"/>
+                          <pic:cNvPr descr="/Applications/quarto/share/formats/docx/warning.png" id="53" name="Picture"/>
                           <pic:cNvPicPr>
                             <a:picLocks noChangeArrowheads="1" noChangeAspect="1"/>
                           </pic:cNvPicPr>
                         </pic:nvPicPr>
                         <pic:blipFill>
-                          <a:blip r:embed="rId42"/>
+                          <a:blip r:embed="rId51"/>
                           <a:stretch>
                             <a:fillRect/>
                           </a:stretch>
@@ -5319,18 +5818,18 @@
           <wp:inline>
             <wp:extent cx="5943600" cy="2196935"/>
             <wp:effectExtent b="0" l="0" r="0" t="0"/>
-            <wp:docPr descr="Multiplication of fractions \frac{5}{11} and \frac{3}{5} represented by overlapping shaded grids." title="" id="46" name="Picture"/>
+            <wp:docPr descr="Multiplication of fractions \frac{5}{11} and \frac{3}{5} represented by overlapping shaded grids." title="" id="55" name="Picture"/>
             <a:graphic>
               <a:graphicData uri="http://schemas.openxmlformats.org/drawingml/2006/picture">
                 <pic:pic>
                   <pic:nvPicPr>
-                    <pic:cNvPr descr="FiguresPNG/arithmeticonnumericalfractions-fig2.png" id="47" name="Picture"/>
+                    <pic:cNvPr descr="FiguresPNG/arithmeticonnumericalfractions-fig2.png" id="56" name="Picture"/>
                     <pic:cNvPicPr>
                       <a:picLocks noChangeArrowheads="1" noChangeAspect="1"/>
                     </pic:cNvPicPr>
                   </pic:nvPicPr>
                   <pic:blipFill>
-                    <a:blip r:embed="rId45"/>
+                    <a:blip r:embed="rId54"/>
                     <a:stretch>
                       <a:fillRect/>
                     </a:stretch>
@@ -5417,15 +5916,233 @@
         <w:t xml:space="preserve">represented by overlapping shaded grids.</w:t>
       </w:r>
     </w:p>
+    <w:p>
+      <w:pPr>
+        <w:pStyle w:val="BodyText"/>
+      </w:pPr>
+      <w:r>
+        <w:t xml:space="preserve">If you want to multiply a fraction by a whole number, you can rewrite the whole number as an improper fraction with denominator 1, then multiply. For example,</w:t>
+      </w:r>
+    </w:p>
+    <w:p>
+      <w:pPr>
+        <w:pStyle w:val="BodyText"/>
+      </w:pPr>
+      <m:oMathPara>
+        <m:oMathParaPr>
+          <m:jc m:val="center"/>
+        </m:oMathParaPr>
+        <m:oMath>
+          <m:f>
+            <m:fPr>
+              <m:type m:val="bar"/>
+            </m:fPr>
+            <m:num>
+              <m:r>
+                <m:t>3</m:t>
+              </m:r>
+            </m:num>
+            <m:den>
+              <m:r>
+                <m:t>5</m:t>
+              </m:r>
+            </m:den>
+          </m:f>
+          <m:r>
+            <m:rPr>
+              <m:sty m:val="p"/>
+            </m:rPr>
+            <m:t>⋅</m:t>
+          </m:r>
+          <m:r>
+            <m:t>6</m:t>
+          </m:r>
+          <m:r>
+            <m:rPr>
+              <m:sty m:val="p"/>
+            </m:rPr>
+            <m:t>=</m:t>
+          </m:r>
+          <m:f>
+            <m:fPr>
+              <m:type m:val="bar"/>
+            </m:fPr>
+            <m:num>
+              <m:r>
+                <m:t>3</m:t>
+              </m:r>
+            </m:num>
+            <m:den>
+              <m:r>
+                <m:t>5</m:t>
+              </m:r>
+            </m:den>
+          </m:f>
+          <m:r>
+            <m:rPr>
+              <m:sty m:val="p"/>
+            </m:rPr>
+            <m:t>⋅</m:t>
+          </m:r>
+          <m:f>
+            <m:fPr>
+              <m:type m:val="bar"/>
+            </m:fPr>
+            <m:num>
+              <m:r>
+                <m:t>6</m:t>
+              </m:r>
+            </m:num>
+            <m:den>
+              <m:r>
+                <m:t>1</m:t>
+              </m:r>
+            </m:den>
+          </m:f>
+          <m:r>
+            <m:rPr>
+              <m:sty m:val="p"/>
+            </m:rPr>
+            <m:t>=</m:t>
+          </m:r>
+          <m:f>
+            <m:fPr>
+              <m:type m:val="bar"/>
+            </m:fPr>
+            <m:num>
+              <m:r>
+                <m:t>3</m:t>
+              </m:r>
+              <m:r>
+                <m:rPr>
+                  <m:sty m:val="p"/>
+                </m:rPr>
+                <m:t>⋅</m:t>
+              </m:r>
+              <m:r>
+                <m:t>6</m:t>
+              </m:r>
+            </m:num>
+            <m:den>
+              <m:r>
+                <m:t>5</m:t>
+              </m:r>
+              <m:r>
+                <m:rPr>
+                  <m:sty m:val="p"/>
+                </m:rPr>
+                <m:t>⋅</m:t>
+              </m:r>
+              <m:r>
+                <m:t>1</m:t>
+              </m:r>
+            </m:den>
+          </m:f>
+          <m:r>
+            <m:rPr>
+              <m:sty m:val="p"/>
+            </m:rPr>
+            <m:t>=</m:t>
+          </m:r>
+          <m:f>
+            <m:fPr>
+              <m:type m:val="bar"/>
+            </m:fPr>
+            <m:num>
+              <m:r>
+                <m:t>18</m:t>
+              </m:r>
+            </m:num>
+            <m:den>
+              <m:r>
+                <m:t>5</m:t>
+              </m:r>
+            </m:den>
+          </m:f>
+          <m:r>
+            <m:rPr>
+              <m:sty m:val="p"/>
+            </m:rPr>
+            <m:t>=</m:t>
+          </m:r>
+          <m:r>
+            <m:t>3</m:t>
+          </m:r>
+          <m:f>
+            <m:fPr>
+              <m:type m:val="bar"/>
+            </m:fPr>
+            <m:num>
+              <m:r>
+                <m:t>3</m:t>
+              </m:r>
+            </m:num>
+            <m:den>
+              <m:r>
+                <m:t>5</m:t>
+              </m:r>
+            </m:den>
+          </m:f>
+        </m:oMath>
+      </m:oMathPara>
+    </w:p>
+    <w:bookmarkEnd w:id="57"/>
+    <w:bookmarkStart w:id="67" w:name="dividing-fractions"/>
+    <w:p>
+      <w:pPr>
+        <w:pStyle w:val="Heading1"/>
+      </w:pPr>
+      <w:r>
+        <w:t xml:space="preserve">Dividing fractions</w:t>
+      </w:r>
+    </w:p>
+    <w:p>
+      <w:pPr>
+        <w:pStyle w:val="FirstParagraph"/>
+      </w:pPr>
+      <w:r>
+        <w:t xml:space="preserve">Whenever you are dividing one fraction by another fraction, you are asking yourself the question</w:t>
+      </w:r>
+      <w:r>
+        <w:t xml:space="preserve"> </w:t>
+      </w:r>
+      <w:r>
+        <w:t xml:space="preserve">“How many times does this fraction fit into the other?”</w:t>
+      </w:r>
+    </w:p>
+    <w:p>
+      <w:pPr>
+        <w:pStyle w:val="BodyText"/>
+      </w:pPr>
+      <w:r>
+        <w:t xml:space="preserve">The process for dividing fractions is similar to the process for multiplying fractions, with one key change: dividing by a fraction is the same as multiplying by the</w:t>
+      </w:r>
+      <w:r>
+        <w:t xml:space="preserve"> </w:t>
+      </w:r>
+      <w:r>
+        <w:rPr>
+          <w:b/>
+          <w:bCs/>
+        </w:rPr>
+        <w:t xml:space="preserve">reciprocal</w:t>
+      </w:r>
+      <w:r>
+        <w:t xml:space="preserve"> </w:t>
+      </w:r>
+      <w:r>
+        <w:t xml:space="preserve">of that fraction.</w:t>
+      </w:r>
+    </w:p>
     <w:tbl>
       <w:tblPr>
         <w:tblStyle w:val="Table"/>
         <w:tblLook w:firstRow="0" w:lastRow="0" w:firstColumn="0" w:lastColumn="0" w:noHBand="0" w:noVBand="0" w:val="0000"/>
         <w:tblBorders>
-          <w:top w:val="single" w:sz="4" w:space="0" w:color="00A047"/>
-          <w:left w:val="single" w:sz="24" w:space="0" w:color="00A047"/>
-          <w:bottom w:val="single" w:sz="4" w:space="0" w:color="00A047"/>
-          <w:right w:val="single" w:sz="4" w:space="0" w:color="00A047"/>
+          <w:top w:val="single" w:sz="4" w:space="0" w:color="0758E5"/>
+          <w:left w:val="single" w:sz="24" w:space="0" w:color="0758E5"/>
+          <w:bottom w:val="single" w:sz="4" w:space="0" w:color="0758E5"/>
+          <w:right w:val="single" w:sz="4" w:space="0" w:color="0758E5"/>
         </w:tblBorders>
         <w:tblCellMar>
           <w:left w:w="144" w:type="dxa"/>
@@ -5439,7 +6156,7 @@
         </w:trPr>
         <w:tc>
           <w:tcPr>
-            <w:shd w:color="auto" w:fill="ccf1e3" w:val="clear"/>
+            <w:shd w:color="auto" w:fill="dae6fb" w:val="clear"/>
             <w:tcMar>
               <w:top w:w="92" w:type="dxa"/>
               <w:bottom w:w="92" w:type="dxa"/>
@@ -5458,18 +6175,18 @@
                 <wp:inline>
                   <wp:extent cx="152400" cy="152400"/>
                   <wp:effectExtent b="0" l="0" r="0" t="0"/>
-                  <wp:docPr descr="" title="" id="49" name="Picture"/>
+                  <wp:docPr descr="" title="" id="58" name="Picture"/>
                   <a:graphic>
                     <a:graphicData uri="http://schemas.openxmlformats.org/drawingml/2006/picture">
                       <pic:pic>
                         <pic:nvPicPr>
-                          <pic:cNvPr descr="/Applications/quarto/share/formats/docx/tip.png" id="50" name="Picture"/>
+                          <pic:cNvPr descr="/Applications/quarto/share/formats/docx/note.png" id="59" name="Picture"/>
                           <pic:cNvPicPr>
                             <a:picLocks noChangeArrowheads="1" noChangeAspect="1"/>
                           </pic:cNvPicPr>
                         </pic:nvPicPr>
                         <pic:blipFill>
-                          <a:blip r:embed="rId48"/>
+                          <a:blip r:embed="rId24"/>
                           <a:stretch>
                             <a:fillRect/>
                           </a:stretch>
@@ -5502,7 +6219,7 @@
               <w:t xml:space="preserve"> </w:t>
             </w:r>
             <w:r>
-              <w:t xml:space="preserve">Tip</w:t>
+              <w:t xml:space="preserve">Reciprocal of a fraction</w:t>
             </w:r>
           </w:p>
         </w:tc>
@@ -5523,286 +6240,98 @@
               <w:pStyle w:val="BodyText"/>
             </w:pPr>
             <w:pPr>
-              <w:spacing w:before="16" w:after="16"/>
-            </w:pPr>
-            <w:r>
-              <w:t xml:space="preserve">If you want to multiply a fraction by a whole number, you can rewrite the whole number as an improper fraction, then multiply.</w:t>
+              <w:spacing w:before="16"/>
+            </w:pPr>
+            <w:r>
+              <w:t xml:space="preserve">The</w:t>
+            </w:r>
+            <w:r>
+              <w:t xml:space="preserve"> </w:t>
+            </w:r>
+            <w:r>
+              <w:rPr>
+                <w:b/>
+                <w:bCs/>
+              </w:rPr>
+              <w:t xml:space="preserve">reciprocal of a fraction</w:t>
+            </w:r>
+            <w:r>
+              <w:t xml:space="preserve"> </w:t>
+            </w:r>
+            <w:r>
+              <w:t xml:space="preserve">is what you get by swapping its numerator and denominator.</w:t>
             </w:r>
           </w:p>
           <w:p>
             <w:pPr>
               <w:pStyle w:val="BodyText"/>
             </w:pPr>
-            <m:oMathPara>
-              <m:oMathParaPr>
-                <m:jc m:val="center"/>
-              </m:oMathParaPr>
-              <m:oMath>
-                <m:f>
-                  <m:fPr>
-                    <m:type m:val="bar"/>
-                  </m:fPr>
-                  <m:num>
-                    <m:r>
-                      <m:t>3</m:t>
-                    </m:r>
-                  </m:num>
-                  <m:den>
-                    <m:r>
-                      <m:t>5</m:t>
-                    </m:r>
-                  </m:den>
-                </m:f>
-                <m:r>
-                  <m:rPr>
-                    <m:sty m:val="p"/>
-                  </m:rPr>
-                  <m:t>⋅</m:t>
-                </m:r>
-                <m:r>
-                  <m:t>6</m:t>
-                </m:r>
-                <m:r>
-                  <m:rPr>
-                    <m:sty m:val="p"/>
-                  </m:rPr>
-                  <m:t>=</m:t>
-                </m:r>
-                <m:f>
-                  <m:fPr>
-                    <m:type m:val="bar"/>
-                  </m:fPr>
-                  <m:num>
-                    <m:r>
-                      <m:t>3</m:t>
-                    </m:r>
-                  </m:num>
-                  <m:den>
-                    <m:r>
-                      <m:t>5</m:t>
-                    </m:r>
-                  </m:den>
-                </m:f>
-                <m:r>
-                  <m:rPr>
-                    <m:sty m:val="p"/>
-                  </m:rPr>
-                  <m:t>⋅</m:t>
-                </m:r>
-                <m:f>
-                  <m:fPr>
-                    <m:type m:val="bar"/>
-                  </m:fPr>
-                  <m:num>
-                    <m:r>
-                      <m:t>6</m:t>
-                    </m:r>
-                  </m:num>
-                  <m:den>
-                    <m:r>
-                      <m:t>1</m:t>
-                    </m:r>
-                  </m:den>
-                </m:f>
-                <m:r>
-                  <m:rPr>
-                    <m:sty m:val="p"/>
-                  </m:rPr>
-                  <m:t>=</m:t>
-                </m:r>
-                <m:f>
-                  <m:fPr>
-                    <m:type m:val="bar"/>
-                  </m:fPr>
-                  <m:num>
-                    <m:r>
-                      <m:t>3</m:t>
-                    </m:r>
-                    <m:r>
-                      <m:rPr>
-                        <m:sty m:val="p"/>
-                      </m:rPr>
-                      <m:t>⋅</m:t>
-                    </m:r>
-                    <m:r>
-                      <m:t>6</m:t>
-                    </m:r>
-                  </m:num>
-                  <m:den>
-                    <m:r>
-                      <m:t>5</m:t>
-                    </m:r>
-                    <m:r>
-                      <m:rPr>
-                        <m:sty m:val="p"/>
-                      </m:rPr>
-                      <m:t>⋅</m:t>
-                    </m:r>
-                    <m:r>
-                      <m:t>1</m:t>
-                    </m:r>
-                  </m:den>
-                </m:f>
-                <m:r>
-                  <m:rPr>
-                    <m:sty m:val="p"/>
-                  </m:rPr>
-                  <m:t>=</m:t>
-                </m:r>
-                <m:f>
-                  <m:fPr>
-                    <m:type m:val="bar"/>
-                  </m:fPr>
-                  <m:num>
-                    <m:r>
-                      <m:t>18</m:t>
-                    </m:r>
-                  </m:num>
-                  <m:den>
-                    <m:r>
-                      <m:t>5</m:t>
-                    </m:r>
-                  </m:den>
-                </m:f>
-                <m:r>
-                  <m:rPr>
-                    <m:sty m:val="p"/>
-                  </m:rPr>
-                  <m:t>=</m:t>
-                </m:r>
-                <m:r>
-                  <m:t>3</m:t>
-                </m:r>
-                <m:f>
-                  <m:fPr>
-                    <m:type m:val="bar"/>
-                  </m:fPr>
-                  <m:num>
-                    <m:r>
-                      <m:t>3</m:t>
-                    </m:r>
-                  </m:num>
-                  <m:den>
-                    <m:r>
-                      <m:t>5</m:t>
-                    </m:r>
-                  </m:den>
-                </m:f>
-              </m:oMath>
-            </m:oMathPara>
+            <w:pPr>
+              <w:spacing w:after="16"/>
+            </w:pPr>
+            <w:r>
+              <w:t xml:space="preserve">For example, the reciprocal of</w:t>
+            </w:r>
+            <w:r>
+              <w:t xml:space="preserve"> </w:t>
+            </w:r>
+            <m:oMath>
+              <m:f>
+                <m:fPr>
+                  <m:type m:val="bar"/>
+                </m:fPr>
+                <m:num>
+                  <m:r>
+                    <m:t>5</m:t>
+                  </m:r>
+                </m:num>
+                <m:den>
+                  <m:r>
+                    <m:t>7</m:t>
+                  </m:r>
+                </m:den>
+              </m:f>
+            </m:oMath>
+            <w:r>
+              <w:t xml:space="preserve"> </w:t>
+            </w:r>
+            <w:r>
+              <w:t xml:space="preserve">is</w:t>
+            </w:r>
+            <w:r>
+              <w:t xml:space="preserve"> </w:t>
+            </w:r>
+            <m:oMath>
+              <m:f>
+                <m:fPr>
+                  <m:type m:val="bar"/>
+                </m:fPr>
+                <m:num>
+                  <m:r>
+                    <m:t>7</m:t>
+                  </m:r>
+                </m:num>
+                <m:den>
+                  <m:r>
+                    <m:t>5</m:t>
+                  </m:r>
+                </m:den>
+              </m:f>
+            </m:oMath>
+            <w:r>
+              <w:t xml:space="preserve">.</w:t>
+            </w:r>
           </w:p>
           <w:p/>
         </w:tc>
       </w:tr>
     </w:tbl>
-    <w:bookmarkEnd w:id="51"/>
-    <w:bookmarkStart w:id="56" w:name="dividing-fractions"/>
     <w:p>
       <w:pPr>
-        <w:pStyle w:val="Heading1"/>
-      </w:pPr>
-      <w:r>
-        <w:t xml:space="preserve">Dividing fractions</w:t>
-      </w:r>
-    </w:p>
-    <w:p>
-      <w:pPr>
-        <w:pStyle w:val="FirstParagraph"/>
-      </w:pPr>
-      <w:r>
-        <w:t xml:space="preserve">When dividing one fraction by another fraction, you are asking yourself the question</w:t>
-      </w:r>
-      <w:r>
-        <w:t xml:space="preserve"> </w:t>
-      </w:r>
-      <w:r>
-        <w:t xml:space="preserve">“How many times does this fraction fit into the other?”</w:t>
-      </w:r>
-    </w:p>
-    <w:p>
-      <w:pPr>
         <w:pStyle w:val="BodyText"/>
       </w:pPr>
       <w:r>
-        <w:t xml:space="preserve">The process for dividing fractions is similar to the process for multiplying fractions. Dividing by a fraction is the same as multiplying by its</w:t>
-      </w:r>
-      <w:r>
-        <w:t xml:space="preserve"> </w:t>
-      </w:r>
-      <w:r>
-        <w:rPr>
-          <w:b/>
-          <w:bCs/>
-        </w:rPr>
-        <w:t xml:space="preserve">reciprocal</w:t>
-      </w:r>
-      <w:r>
-        <w:t xml:space="preserve">.</w:t>
-      </w:r>
-    </w:p>
-    <w:p>
-      <w:pPr>
-        <w:pStyle w:val="BodyText"/>
-      </w:pPr>
-      <w:r>
-        <w:t xml:space="preserve">The reciprocal of a fraction is what you get by swapping its numerator and denominator. For example, the reciprocal of</w:t>
-      </w:r>
-      <w:r>
-        <w:t xml:space="preserve"> </w:t>
-      </w:r>
-      <m:oMath>
-        <m:f>
-          <m:fPr>
-            <m:type m:val="bar"/>
-          </m:fPr>
-          <m:num>
-            <m:r>
-              <m:t>5</m:t>
-            </m:r>
-          </m:num>
-          <m:den>
-            <m:r>
-              <m:t>7</m:t>
-            </m:r>
-          </m:den>
-        </m:f>
-      </m:oMath>
-      <w:r>
-        <w:t xml:space="preserve"> </w:t>
-      </w:r>
-      <w:r>
-        <w:t xml:space="preserve">is</w:t>
-      </w:r>
-      <w:r>
-        <w:t xml:space="preserve"> </w:t>
-      </w:r>
-      <m:oMath>
-        <m:f>
-          <m:fPr>
-            <m:type m:val="bar"/>
-          </m:fPr>
-          <m:num>
-            <m:r>
-              <m:t>7</m:t>
-            </m:r>
-          </m:num>
-          <m:den>
-            <m:r>
-              <m:t>5</m:t>
-            </m:r>
-          </m:den>
-        </m:f>
-      </m:oMath>
-      <w:r>
-        <w:t xml:space="preserve">.</w:t>
-      </w:r>
-    </w:p>
-    <w:p>
-      <w:pPr>
-        <w:pStyle w:val="BodyText"/>
-      </w:pPr>
-      <w:r>
-        <w:t xml:space="preserve">So, instead of working directly with division, you can rewrite the question as a multiplication problem.</w:t>
+        <w:t xml:space="preserve">So, instead of working directly with division, you can rewrite the question as a multiplication problem, which you know how to do.</w:t>
       </w:r>
     </w:p>
     <w:p>
@@ -6097,18 +6626,18 @@
                 <wp:inline>
                   <wp:extent cx="152400" cy="152400"/>
                   <wp:effectExtent b="0" l="0" r="0" t="0"/>
-                  <wp:docPr descr="" title="" id="52" name="Picture"/>
+                  <wp:docPr descr="" title="" id="60" name="Picture"/>
                   <a:graphic>
                     <a:graphicData uri="http://schemas.openxmlformats.org/drawingml/2006/picture">
                       <pic:pic>
                         <pic:nvPicPr>
-                          <pic:cNvPr descr="/Applications/quarto/share/formats/docx/note.png" id="53" name="Picture"/>
+                          <pic:cNvPr descr="/Applications/quarto/share/formats/docx/note.png" id="61" name="Picture"/>
                           <pic:cNvPicPr>
                             <a:picLocks noChangeArrowheads="1" noChangeAspect="1"/>
                           </pic:cNvPicPr>
                         </pic:nvPicPr>
                         <pic:blipFill>
-                          <a:blip r:embed="rId21"/>
+                          <a:blip r:embed="rId24"/>
                           <a:stretch>
                             <a:fillRect/>
                           </a:stretch>
@@ -6165,7 +6694,7 @@
               <w:spacing w:before="16"/>
             </w:pPr>
             <w:r>
-              <w:t xml:space="preserve">To divide fractions, follow the</w:t>
+              <w:t xml:space="preserve">To divide fractions, you can follow the</w:t>
             </w:r>
             <w:r>
               <w:t xml:space="preserve"> </w:t>
@@ -6313,18 +6842,18 @@
                 <wp:inline>
                   <wp:extent cx="152400" cy="152400"/>
                   <wp:effectExtent b="0" l="0" r="0" t="0"/>
-                  <wp:docPr descr="" title="" id="54" name="Picture"/>
+                  <wp:docPr descr="" title="" id="62" name="Picture"/>
                   <a:graphic>
                     <a:graphicData uri="http://schemas.openxmlformats.org/drawingml/2006/picture">
                       <pic:pic>
                         <pic:nvPicPr>
-                          <pic:cNvPr descr="/Applications/quarto/share/formats/docx/note.png" id="55" name="Picture"/>
+                          <pic:cNvPr descr="/Applications/quarto/share/formats/docx/note.png" id="63" name="Picture"/>
                           <pic:cNvPicPr>
                             <a:picLocks noChangeArrowheads="1" noChangeAspect="1"/>
                           </pic:cNvPicPr>
                         </pic:nvPicPr>
                         <pic:blipFill>
-                          <a:blip r:embed="rId21"/>
+                          <a:blip r:embed="rId24"/>
                           <a:stretch>
                             <a:fillRect/>
                           </a:stretch>
@@ -6365,7 +6894,7 @@
                 <w:b/>
                 <w:bCs/>
               </w:rPr>
-              <w:t xml:space="preserve">Example 6</w:t>
+              <w:t xml:space="preserve">Example 7</w:t>
             </w:r>
           </w:p>
           <w:p>
@@ -6770,8 +7299,785 @@
         <w:t xml:space="preserve">, the result gets smaller because you are taking a fraction of a fraction. Dividing by fractions works differently. When you divide by a fraction, you are asking how many of those smaller pieces fit into what you already have. This means that the answer could actually be larger than the number you started with.</w:t>
       </w:r>
     </w:p>
-    <w:bookmarkEnd w:id="56"/>
-    <w:bookmarkStart w:id="57" w:name="quick-check-problems"/>
+    <w:bookmarkStart w:id="66" w:name="arithmetic-with-mixed-numbers"/>
+    <w:p>
+      <w:pPr>
+        <w:pStyle w:val="Heading2"/>
+      </w:pPr>
+      <w:r>
+        <w:t xml:space="preserve">Arithmetic with mixed numbers</w:t>
+      </w:r>
+    </w:p>
+    <w:p>
+      <w:pPr>
+        <w:pStyle w:val="FirstParagraph"/>
+      </w:pPr>
+      <w:r>
+        <w:t xml:space="preserve">When doing arithmetic on mixed numbers, the safest way to do this is to convert to improper fractions (as seen in</w:t>
+      </w:r>
+      <w:r>
+        <w:t xml:space="preserve"> </w:t>
+      </w:r>
+      <w:hyperlink r:id="rId20">
+        <w:r>
+          <w:rPr>
+            <w:rStyle w:val="Hyperlink"/>
+          </w:rPr>
+          <w:t xml:space="preserve">Guide: Introduction to fractions</w:t>
+        </w:r>
+      </w:hyperlink>
+      <w:r>
+        <w:t xml:space="preserve"> </w:t>
+      </w:r>
+      <w:r>
+        <w:t xml:space="preserve">and then use the processes above.</w:t>
+      </w:r>
+    </w:p>
+    <w:tbl>
+      <w:tblPr>
+        <w:tblStyle w:val="Table"/>
+        <w:tblInd w:w="164" w:type="dxa"/>
+        <w:tblBorders>
+          <w:left w:val="single" w:sz="24" w:space="0" w:color="0758E5"/>
+        </w:tblBorders>
+        <w:tblCellMar>
+          <w:left w:w="0" w:type="dxa"/>
+          <w:right w:w="0" w:type="dxa"/>
+        </w:tblCellMar>
+        <w:tblLook w:firstRow="0" w:lastRow="0" w:firstColumn="0" w:lastColumn="0" w:noHBand="0" w:noVBand="0" w:val="0000"/>
+      </w:tblPr>
+      <w:tblGrid>
+        <w:gridCol w:w="7920"/>
+      </w:tblGrid>
+      <w:tr>
+        <w:trPr>
+          <w:cantSplit/>
+        </w:trPr>
+        <w:tc>
+          <w:tcPr>
+            <w:tcMar>
+              <w:left w:w="144" w:type="dxa"/>
+              <w:right w:w="144" w:type="dxa"/>
+            </w:tcMar>
+          </w:tcPr>
+          <w:p>
+            <w:pPr>
+              <w:pStyle w:val="BodyText"/>
+            </w:pPr>
+            <w:pPr>
+              <w:spacing w:before="0" w:after="8"/>
+              <w:jc w:val="center"/>
+            </w:pPr>
+            <w:r>
+              <w:drawing>
+                <wp:inline>
+                  <wp:extent cx="152400" cy="152400"/>
+                  <wp:effectExtent b="0" l="0" r="0" t="0"/>
+                  <wp:docPr descr="" title="" id="64" name="Picture"/>
+                  <a:graphic>
+                    <a:graphicData uri="http://schemas.openxmlformats.org/drawingml/2006/picture">
+                      <pic:pic>
+                        <pic:nvPicPr>
+                          <pic:cNvPr descr="/Applications/quarto/share/formats/docx/note.png" id="65" name="Picture"/>
+                          <pic:cNvPicPr>
+                            <a:picLocks noChangeArrowheads="1" noChangeAspect="1"/>
+                          </pic:cNvPicPr>
+                        </pic:nvPicPr>
+                        <pic:blipFill>
+                          <a:blip r:embed="rId24"/>
+                          <a:stretch>
+                            <a:fillRect/>
+                          </a:stretch>
+                        </pic:blipFill>
+                        <pic:spPr bwMode="auto">
+                          <a:xfrm>
+                            <a:off x="0" y="0"/>
+                            <a:ext cx="152400" cy="152400"/>
+                          </a:xfrm>
+                          <a:prstGeom prst="rect">
+                            <a:avLst/>
+                          </a:prstGeom>
+                          <a:noFill/>
+                          <a:ln w="9525">
+                            <a:noFill/>
+                            <a:headEnd/>
+                            <a:tailEnd/>
+                          </a:ln>
+                        </pic:spPr>
+                      </pic:pic>
+                    </a:graphicData>
+                  </a:graphic>
+                </wp:inline>
+              </w:drawing>
+            </w:r>
+          </w:p>
+        </w:tc>
+        <w:tc>
+          <w:p>
+            <w:pPr>
+              <w:pStyle w:val="BodyText"/>
+            </w:pPr>
+            <w:pPr>
+              <w:spacing w:before="16" w:after="64"/>
+            </w:pPr>
+            <w:r>
+              <w:rPr>
+                <w:b/>
+                <w:bCs/>
+              </w:rPr>
+              <w:t xml:space="preserve">Example 8</w:t>
+            </w:r>
+          </w:p>
+          <w:p>
+            <w:pPr>
+              <w:pStyle w:val="BodyText"/>
+            </w:pPr>
+            <w:pPr>
+              <w:spacing w:before="16"/>
+            </w:pPr>
+            <w:r>
+              <w:t xml:space="preserve">Calculate</w:t>
+            </w:r>
+            <w:r>
+              <w:t xml:space="preserve"> </w:t>
+            </w:r>
+            <m:oMath>
+              <m:r>
+                <m:t>1</m:t>
+              </m:r>
+              <m:f>
+                <m:fPr>
+                  <m:type m:val="bar"/>
+                </m:fPr>
+                <m:num>
+                  <m:r>
+                    <m:t>2</m:t>
+                  </m:r>
+                </m:num>
+                <m:den>
+                  <m:r>
+                    <m:t>3</m:t>
+                  </m:r>
+                </m:den>
+              </m:f>
+              <m:r>
+                <m:rPr>
+                  <m:sty m:val="p"/>
+                </m:rPr>
+                <m:t>+</m:t>
+              </m:r>
+              <m:f>
+                <m:fPr>
+                  <m:type m:val="bar"/>
+                </m:fPr>
+                <m:num>
+                  <m:r>
+                    <m:t>4</m:t>
+                  </m:r>
+                </m:num>
+                <m:den>
+                  <m:r>
+                    <m:t>5</m:t>
+                  </m:r>
+                </m:den>
+              </m:f>
+            </m:oMath>
+            <w:r>
+              <w:t xml:space="preserve">.</w:t>
+            </w:r>
+          </w:p>
+          <w:p>
+            <w:pPr>
+              <w:pStyle w:val="BodyText"/>
+            </w:pPr>
+            <w:r>
+              <w:t xml:space="preserve">Here, you should first convert the mixed number</w:t>
+            </w:r>
+            <w:r>
+              <w:t xml:space="preserve"> </w:t>
+            </w:r>
+            <m:oMath>
+              <m:r>
+                <m:t>1</m:t>
+              </m:r>
+              <m:f>
+                <m:fPr>
+                  <m:type m:val="bar"/>
+                </m:fPr>
+                <m:num>
+                  <m:r>
+                    <m:t>2</m:t>
+                  </m:r>
+                </m:num>
+                <m:den>
+                  <m:r>
+                    <m:t>3</m:t>
+                  </m:r>
+                </m:den>
+              </m:f>
+            </m:oMath>
+            <w:r>
+              <w:t xml:space="preserve"> </w:t>
+            </w:r>
+            <w:r>
+              <w:t xml:space="preserve">into an improper fraction to get</w:t>
+            </w:r>
+          </w:p>
+          <w:p>
+            <w:pPr>
+              <w:pStyle w:val="BodyText"/>
+            </w:pPr>
+            <m:oMathPara>
+              <m:oMathParaPr>
+                <m:jc m:val="center"/>
+              </m:oMathParaPr>
+              <m:oMath>
+                <m:r>
+                  <m:t>1</m:t>
+                </m:r>
+                <m:f>
+                  <m:fPr>
+                    <m:type m:val="bar"/>
+                  </m:fPr>
+                  <m:num>
+                    <m:r>
+                      <m:t>2</m:t>
+                    </m:r>
+                  </m:num>
+                  <m:den>
+                    <m:r>
+                      <m:t>3</m:t>
+                    </m:r>
+                  </m:den>
+                </m:f>
+                <m:r>
+                  <m:rPr>
+                    <m:sty m:val="p"/>
+                  </m:rPr>
+                  <m:t>=</m:t>
+                </m:r>
+                <m:f>
+                  <m:fPr>
+                    <m:type m:val="bar"/>
+                  </m:fPr>
+                  <m:num>
+                    <m:r>
+                      <m:t>5</m:t>
+                    </m:r>
+                  </m:num>
+                  <m:den>
+                    <m:r>
+                      <m:t>3</m:t>
+                    </m:r>
+                  </m:den>
+                </m:f>
+              </m:oMath>
+            </m:oMathPara>
+          </w:p>
+          <w:p>
+            <w:pPr>
+              <w:pStyle w:val="FirstParagraph"/>
+            </w:pPr>
+            <w:r>
+              <w:t xml:space="preserve">which turns into the sum</w:t>
+            </w:r>
+          </w:p>
+          <w:p>
+            <w:pPr>
+              <w:pStyle w:val="BodyText"/>
+            </w:pPr>
+            <m:oMathPara>
+              <m:oMathParaPr>
+                <m:jc m:val="center"/>
+              </m:oMathParaPr>
+              <m:oMath>
+                <m:f>
+                  <m:fPr>
+                    <m:type m:val="bar"/>
+                  </m:fPr>
+                  <m:num>
+                    <m:r>
+                      <m:t>5</m:t>
+                    </m:r>
+                  </m:num>
+                  <m:den>
+                    <m:r>
+                      <m:t>3</m:t>
+                    </m:r>
+                  </m:den>
+                </m:f>
+                <m:r>
+                  <m:rPr>
+                    <m:sty m:val="p"/>
+                  </m:rPr>
+                  <m:t>+</m:t>
+                </m:r>
+                <m:f>
+                  <m:fPr>
+                    <m:type m:val="bar"/>
+                  </m:fPr>
+                  <m:num>
+                    <m:r>
+                      <m:t>4</m:t>
+                    </m:r>
+                  </m:num>
+                  <m:den>
+                    <m:r>
+                      <m:t>5</m:t>
+                    </m:r>
+                  </m:den>
+                </m:f>
+              </m:oMath>
+            </m:oMathPara>
+          </w:p>
+          <w:p>
+            <w:pPr>
+              <w:pStyle w:val="FirstParagraph"/>
+            </w:pPr>
+            <w:r>
+              <w:t xml:space="preserve">You can notice that they have different denominators, and so you need to find a common denominator. Since</w:t>
+            </w:r>
+            <w:r>
+              <w:t xml:space="preserve"> </w:t>
+            </w:r>
+            <m:oMath>
+              <m:r>
+                <m:t>3</m:t>
+              </m:r>
+              <m:r>
+                <m:rPr>
+                  <m:sty m:val="p"/>
+                </m:rPr>
+                <m:t>×</m:t>
+              </m:r>
+              <m:r>
+                <m:t>5</m:t>
+              </m:r>
+              <m:r>
+                <m:rPr>
+                  <m:sty m:val="p"/>
+                </m:rPr>
+                <m:t>=</m:t>
+              </m:r>
+              <m:r>
+                <m:t>15</m:t>
+              </m:r>
+            </m:oMath>
+            <w:r>
+              <w:t xml:space="preserve">, and</w:t>
+            </w:r>
+            <w:r>
+              <w:t xml:space="preserve"> </w:t>
+            </w:r>
+            <m:oMath>
+              <m:r>
+                <m:t>15</m:t>
+              </m:r>
+            </m:oMath>
+            <w:r>
+              <w:t xml:space="preserve"> </w:t>
+            </w:r>
+            <w:r>
+              <w:t xml:space="preserve">is not too big, this will do. (You can work this out as the lowest common multiple of</w:t>
+            </w:r>
+            <w:r>
+              <w:t xml:space="preserve"> </w:t>
+            </w:r>
+            <m:oMath>
+              <m:r>
+                <m:t>3</m:t>
+              </m:r>
+            </m:oMath>
+            <w:r>
+              <w:t xml:space="preserve"> </w:t>
+            </w:r>
+            <w:r>
+              <w:t xml:space="preserve">and</w:t>
+            </w:r>
+            <w:r>
+              <w:t xml:space="preserve"> </w:t>
+            </w:r>
+            <m:oMath>
+              <m:r>
+                <m:t>5</m:t>
+              </m:r>
+            </m:oMath>
+            <w:r>
+              <w:t xml:space="preserve"> </w:t>
+            </w:r>
+            <w:r>
+              <w:t xml:space="preserve">as well.) So</w:t>
+            </w:r>
+          </w:p>
+          <w:p>
+            <w:pPr>
+              <w:pStyle w:val="BodyText"/>
+            </w:pPr>
+            <m:oMathPara>
+              <m:oMathParaPr>
+                <m:jc m:val="center"/>
+              </m:oMathParaPr>
+              <m:oMath>
+                <m:m>
+                  <m:mPr>
+                    <m:baseJc m:val="center"/>
+                    <m:plcHide m:val="on"/>
+                    <m:mcs>
+                      <m:mc>
+                        <m:mcPr>
+                          <m:mcJc m:val="right"/>
+                          <m:count m:val="1"/>
+                        </m:mcPr>
+                      </m:mc>
+                      <m:mc>
+                        <m:mcPr>
+                          <m:mcJc m:val="left"/>
+                          <m:count m:val="1"/>
+                        </m:mcPr>
+                      </m:mc>
+                    </m:mcs>
+                  </m:mPr>
+                  <m:mr>
+                    <m:e/>
+                    <m:e>
+                      <m:f>
+                        <m:fPr>
+                          <m:type m:val="bar"/>
+                        </m:fPr>
+                        <m:num>
+                          <m:r>
+                            <m:t>5</m:t>
+                          </m:r>
+                        </m:num>
+                        <m:den>
+                          <m:r>
+                            <m:t>3</m:t>
+                          </m:r>
+                        </m:den>
+                      </m:f>
+                      <m:limUpp>
+                        <m:e>
+                          <m:r>
+                            <m:rPr>
+                              <m:sty m:val="p"/>
+                            </m:rPr>
+                            <m:t>=</m:t>
+                          </m:r>
+                        </m:e>
+                        <m:lim>
+                          <m:r>
+                            <m:rPr>
+                              <m:sty m:val="p"/>
+                            </m:rPr>
+                            <m:t>×</m:t>
+                          </m:r>
+                          <m:r>
+                            <m:t>5</m:t>
+                          </m:r>
+                        </m:lim>
+                      </m:limUpp>
+                      <m:f>
+                        <m:fPr>
+                          <m:type m:val="bar"/>
+                        </m:fPr>
+                        <m:num>
+                          <m:r>
+                            <m:t>25</m:t>
+                          </m:r>
+                        </m:num>
+                        <m:den>
+                          <m:r>
+                            <m:t>15</m:t>
+                          </m:r>
+                        </m:den>
+                      </m:f>
+                    </m:e>
+                  </m:mr>
+                  <m:mr>
+                    <m:e/>
+                    <m:e>
+                      <m:f>
+                        <m:fPr>
+                          <m:type m:val="bar"/>
+                        </m:fPr>
+                        <m:num>
+                          <m:r>
+                            <m:t>4</m:t>
+                          </m:r>
+                        </m:num>
+                        <m:den>
+                          <m:r>
+                            <m:t>5</m:t>
+                          </m:r>
+                        </m:den>
+                      </m:f>
+                      <m:limUpp>
+                        <m:e>
+                          <m:r>
+                            <m:rPr>
+                              <m:sty m:val="p"/>
+                            </m:rPr>
+                            <m:t>=</m:t>
+                          </m:r>
+                        </m:e>
+                        <m:lim>
+                          <m:r>
+                            <m:rPr>
+                              <m:sty m:val="p"/>
+                            </m:rPr>
+                            <m:t>×</m:t>
+                          </m:r>
+                          <m:r>
+                            <m:t>3</m:t>
+                          </m:r>
+                        </m:lim>
+                      </m:limUpp>
+                      <m:f>
+                        <m:fPr>
+                          <m:type m:val="bar"/>
+                        </m:fPr>
+                        <m:num>
+                          <m:r>
+                            <m:t>12</m:t>
+                          </m:r>
+                        </m:num>
+                        <m:den>
+                          <m:r>
+                            <m:t>15</m:t>
+                          </m:r>
+                        </m:den>
+                      </m:f>
+                    </m:e>
+                  </m:mr>
+                </m:m>
+              </m:oMath>
+            </m:oMathPara>
+          </w:p>
+          <w:p>
+            <w:pPr>
+              <w:pStyle w:val="FirstParagraph"/>
+            </w:pPr>
+            <w:r>
+              <w:t xml:space="preserve">This means that</w:t>
+            </w:r>
+          </w:p>
+          <w:p>
+            <w:pPr>
+              <w:pStyle w:val="BodyText"/>
+            </w:pPr>
+            <m:oMathPara>
+              <m:oMathParaPr>
+                <m:jc m:val="center"/>
+              </m:oMathParaPr>
+              <m:oMath>
+                <m:m>
+                  <m:mPr>
+                    <m:baseJc m:val="center"/>
+                    <m:plcHide m:val="on"/>
+                    <m:mcs>
+                      <m:mc>
+                        <m:mcPr>
+                          <m:mcJc m:val="right"/>
+                          <m:count m:val="1"/>
+                        </m:mcPr>
+                      </m:mc>
+                    </m:mcs>
+                  </m:mPr>
+                  <m:mr>
+                    <m:e>
+                      <m:r>
+                        <m:t>1</m:t>
+                      </m:r>
+                      <m:f>
+                        <m:fPr>
+                          <m:type m:val="bar"/>
+                        </m:fPr>
+                        <m:num>
+                          <m:r>
+                            <m:t>2</m:t>
+                          </m:r>
+                        </m:num>
+                        <m:den>
+                          <m:r>
+                            <m:t>3</m:t>
+                          </m:r>
+                        </m:den>
+                      </m:f>
+                      <m:r>
+                        <m:rPr>
+                          <m:sty m:val="p"/>
+                        </m:rPr>
+                        <m:t>+</m:t>
+                      </m:r>
+                      <m:f>
+                        <m:fPr>
+                          <m:type m:val="bar"/>
+                        </m:fPr>
+                        <m:num>
+                          <m:r>
+                            <m:t>4</m:t>
+                          </m:r>
+                        </m:num>
+                        <m:den>
+                          <m:r>
+                            <m:t>5</m:t>
+                          </m:r>
+                        </m:den>
+                      </m:f>
+                      <m:r>
+                        <m:rPr>
+                          <m:sty m:val="p"/>
+                        </m:rPr>
+                        <m:t>=</m:t>
+                      </m:r>
+                      <m:f>
+                        <m:fPr>
+                          <m:type m:val="bar"/>
+                        </m:fPr>
+                        <m:num>
+                          <m:r>
+                            <m:t>5</m:t>
+                          </m:r>
+                        </m:num>
+                        <m:den>
+                          <m:r>
+                            <m:t>3</m:t>
+                          </m:r>
+                        </m:den>
+                      </m:f>
+                      <m:r>
+                        <m:rPr>
+                          <m:sty m:val="p"/>
+                        </m:rPr>
+                        <m:t>+</m:t>
+                      </m:r>
+                      <m:f>
+                        <m:fPr>
+                          <m:type m:val="bar"/>
+                        </m:fPr>
+                        <m:num>
+                          <m:r>
+                            <m:t>4</m:t>
+                          </m:r>
+                        </m:num>
+                        <m:den>
+                          <m:r>
+                            <m:t>5</m:t>
+                          </m:r>
+                        </m:den>
+                      </m:f>
+                      <m:r>
+                        <m:rPr>
+                          <m:sty m:val="p"/>
+                        </m:rPr>
+                        <m:t>=</m:t>
+                      </m:r>
+                      <m:f>
+                        <m:fPr>
+                          <m:type m:val="bar"/>
+                        </m:fPr>
+                        <m:num>
+                          <m:r>
+                            <m:t>25</m:t>
+                          </m:r>
+                        </m:num>
+                        <m:den>
+                          <m:r>
+                            <m:t>15</m:t>
+                          </m:r>
+                        </m:den>
+                      </m:f>
+                      <m:r>
+                        <m:rPr>
+                          <m:sty m:val="p"/>
+                        </m:rPr>
+                        <m:t>+</m:t>
+                      </m:r>
+                      <m:f>
+                        <m:fPr>
+                          <m:type m:val="bar"/>
+                        </m:fPr>
+                        <m:num>
+                          <m:r>
+                            <m:t>12</m:t>
+                          </m:r>
+                        </m:num>
+                        <m:den>
+                          <m:r>
+                            <m:t>15</m:t>
+                          </m:r>
+                        </m:den>
+                      </m:f>
+                      <m:r>
+                        <m:rPr>
+                          <m:sty m:val="p"/>
+                        </m:rPr>
+                        <m:t>=</m:t>
+                      </m:r>
+                      <m:f>
+                        <m:fPr>
+                          <m:type m:val="bar"/>
+                        </m:fPr>
+                        <m:num>
+                          <m:r>
+                            <m:t>37</m:t>
+                          </m:r>
+                        </m:num>
+                        <m:den>
+                          <m:r>
+                            <m:t>15</m:t>
+                          </m:r>
+                        </m:den>
+                      </m:f>
+                    </m:e>
+                  </m:mr>
+                </m:m>
+              </m:oMath>
+            </m:oMathPara>
+          </w:p>
+          <w:p>
+            <w:pPr>
+              <w:pStyle w:val="FirstParagraph"/>
+            </w:pPr>
+            <w:pPr>
+              <w:spacing w:after="16"/>
+            </w:pPr>
+            <w:r>
+              <w:t xml:space="preserve">and if you want to, you can write this final answer as the mixed number</w:t>
+            </w:r>
+            <w:r>
+              <w:t xml:space="preserve"> </w:t>
+            </w:r>
+            <m:oMath>
+              <m:r>
+                <m:t>2</m:t>
+              </m:r>
+              <m:f>
+                <m:fPr>
+                  <m:type m:val="bar"/>
+                </m:fPr>
+                <m:num>
+                  <m:r>
+                    <m:t>7</m:t>
+                  </m:r>
+                </m:num>
+                <m:den>
+                  <m:r>
+                    <m:t>15</m:t>
+                  </m:r>
+                </m:den>
+              </m:f>
+            </m:oMath>
+            <w:r>
+              <w:t xml:space="preserve">.</w:t>
+            </w:r>
+          </w:p>
+        </w:tc>
+      </w:tr>
+    </w:tbl>
+    <w:bookmarkEnd w:id="66"/>
+    <w:bookmarkEnd w:id="67"/>
+    <w:bookmarkStart w:id="68" w:name="quick-check-problems"/>
     <w:p>
       <w:pPr>
         <w:pStyle w:val="Heading1"/>
@@ -6845,7 +8151,7 @@
         </w:numPr>
       </w:pPr>
       <w:r>
-        <w:t xml:space="preserve">What is the least common multiple of</w:t>
+        <w:t xml:space="preserve">What is the lowest common multiple of</w:t>
       </w:r>
       <w:r>
         <w:t xml:space="preserve"> </w:t>
@@ -6875,75 +8181,10 @@
     </w:p>
     <w:p>
       <w:pPr>
+        <w:pStyle w:val="Compact"/>
         <w:numPr>
           <w:ilvl w:val="0"/>
           <w:numId w:val="1008"/>
-        </w:numPr>
-      </w:pPr>
-      <m:oMath>
-        <m:r>
-          <m:t>6</m:t>
-        </m:r>
-      </m:oMath>
-    </w:p>
-    <w:p>
-      <w:pPr>
-        <w:numPr>
-          <w:ilvl w:val="0"/>
-          <w:numId w:val="1008"/>
-        </w:numPr>
-      </w:pPr>
-      <m:oMath>
-        <m:r>
-          <m:t>10</m:t>
-        </m:r>
-      </m:oMath>
-    </w:p>
-    <w:p>
-      <w:pPr>
-        <w:numPr>
-          <w:ilvl w:val="0"/>
-          <w:numId w:val="1008"/>
-        </w:numPr>
-      </w:pPr>
-      <m:oMath>
-        <m:r>
-          <m:t>16</m:t>
-        </m:r>
-      </m:oMath>
-    </w:p>
-    <w:p>
-      <w:pPr>
-        <w:numPr>
-          <w:ilvl w:val="0"/>
-          <w:numId w:val="1008"/>
-        </w:numPr>
-      </w:pPr>
-      <m:oMath>
-        <m:r>
-          <m:t>30</m:t>
-        </m:r>
-      </m:oMath>
-    </w:p>
-    <w:p>
-      <w:pPr>
-        <w:numPr>
-          <w:ilvl w:val="0"/>
-          <w:numId w:val="1008"/>
-        </w:numPr>
-      </w:pPr>
-      <m:oMath>
-        <m:r>
-          <m:t>60</m:t>
-        </m:r>
-      </m:oMath>
-    </w:p>
-    <w:p>
-      <w:pPr>
-        <w:pStyle w:val="Compact"/>
-        <w:numPr>
-          <w:ilvl w:val="0"/>
-          <w:numId w:val="1009"/>
         </w:numPr>
       </w:pPr>
       <w:r>
@@ -6996,135 +8237,10 @@
     </w:p>
     <w:p>
       <w:pPr>
-        <w:numPr>
-          <w:ilvl w:val="0"/>
-          <w:numId w:val="1010"/>
-        </w:numPr>
-      </w:pPr>
-      <m:oMath>
-        <m:f>
-          <m:fPr>
-            <m:type m:val="bar"/>
-          </m:fPr>
-          <m:num>
-            <m:r>
-              <m:t>3</m:t>
-            </m:r>
-          </m:num>
-          <m:den>
-            <m:r>
-              <m:t>4</m:t>
-            </m:r>
-          </m:den>
-        </m:f>
-      </m:oMath>
-    </w:p>
-    <w:p>
-      <w:pPr>
-        <w:numPr>
-          <w:ilvl w:val="0"/>
-          <w:numId w:val="1010"/>
-        </w:numPr>
-      </w:pPr>
-      <m:oMath>
-        <m:f>
-          <m:fPr>
-            <m:type m:val="bar"/>
-          </m:fPr>
-          <m:num>
-            <m:r>
-              <m:t>2</m:t>
-            </m:r>
-          </m:num>
-          <m:den>
-            <m:r>
-              <m:t>6</m:t>
-            </m:r>
-          </m:den>
-        </m:f>
-      </m:oMath>
-    </w:p>
-    <w:p>
-      <w:pPr>
-        <w:numPr>
-          <w:ilvl w:val="0"/>
-          <w:numId w:val="1010"/>
-        </w:numPr>
-      </w:pPr>
-      <m:oMath>
-        <m:f>
-          <m:fPr>
-            <m:type m:val="bar"/>
-          </m:fPr>
-          <m:num>
-            <m:r>
-              <m:t>1</m:t>
-            </m:r>
-          </m:num>
-          <m:den>
-            <m:r>
-              <m:t>3</m:t>
-            </m:r>
-          </m:den>
-        </m:f>
-      </m:oMath>
-    </w:p>
-    <w:p>
-      <w:pPr>
-        <w:numPr>
-          <w:ilvl w:val="0"/>
-          <w:numId w:val="1010"/>
-        </w:numPr>
-      </w:pPr>
-      <m:oMath>
-        <m:f>
-          <m:fPr>
-            <m:type m:val="bar"/>
-          </m:fPr>
-          <m:num>
-            <m:r>
-              <m:t>1</m:t>
-            </m:r>
-          </m:num>
-          <m:den>
-            <m:r>
-              <m:t>4</m:t>
-            </m:r>
-          </m:den>
-        </m:f>
-      </m:oMath>
-    </w:p>
-    <w:p>
-      <w:pPr>
-        <w:numPr>
-          <w:ilvl w:val="0"/>
-          <w:numId w:val="1010"/>
-        </w:numPr>
-      </w:pPr>
-      <m:oMath>
-        <m:f>
-          <m:fPr>
-            <m:type m:val="bar"/>
-          </m:fPr>
-          <m:num>
-            <m:r>
-              <m:t>1</m:t>
-            </m:r>
-          </m:num>
-          <m:den>
-            <m:r>
-              <m:t>8</m:t>
-            </m:r>
-          </m:den>
-        </m:f>
-      </m:oMath>
-    </w:p>
-    <w:p>
-      <w:pPr>
         <w:pStyle w:val="Compact"/>
         <w:numPr>
           <w:ilvl w:val="0"/>
-          <w:numId w:val="1011"/>
+          <w:numId w:val="1009"/>
         </w:numPr>
       </w:pPr>
       <w:r>
@@ -7180,7 +8296,7 @@
         <w:pStyle w:val="Compact"/>
         <w:numPr>
           <w:ilvl w:val="0"/>
-          <w:numId w:val="1012"/>
+          <w:numId w:val="1010"/>
         </w:numPr>
       </w:pPr>
       <w:r>
@@ -7233,110 +8349,10 @@
     </w:p>
     <w:p>
       <w:pPr>
-        <w:numPr>
-          <w:ilvl w:val="0"/>
-          <w:numId w:val="1013"/>
-        </w:numPr>
-      </w:pPr>
-      <m:oMath>
-        <m:f>
-          <m:fPr>
-            <m:type m:val="bar"/>
-          </m:fPr>
-          <m:num>
-            <m:r>
-              <m:t>3</m:t>
-            </m:r>
-          </m:num>
-          <m:den>
-            <m:r>
-              <m:t>6</m:t>
-            </m:r>
-          </m:den>
-        </m:f>
-      </m:oMath>
-    </w:p>
-    <w:p>
-      <w:pPr>
-        <w:numPr>
-          <w:ilvl w:val="0"/>
-          <w:numId w:val="1013"/>
-        </w:numPr>
-      </w:pPr>
-      <m:oMath>
-        <m:f>
-          <m:fPr>
-            <m:type m:val="bar"/>
-          </m:fPr>
-          <m:num>
-            <m:r>
-              <m:t>4</m:t>
-            </m:r>
-          </m:num>
-          <m:den>
-            <m:r>
-              <m:t>6</m:t>
-            </m:r>
-          </m:den>
-        </m:f>
-      </m:oMath>
-    </w:p>
-    <w:p>
-      <w:pPr>
-        <w:numPr>
-          <w:ilvl w:val="0"/>
-          <w:numId w:val="1013"/>
-        </w:numPr>
-      </w:pPr>
-      <m:oMath>
-        <m:f>
-          <m:fPr>
-            <m:type m:val="bar"/>
-          </m:fPr>
-          <m:num>
-            <m:r>
-              <m:t>4</m:t>
-            </m:r>
-          </m:num>
-          <m:den>
-            <m:r>
-              <m:t>8</m:t>
-            </m:r>
-          </m:den>
-        </m:f>
-      </m:oMath>
-    </w:p>
-    <w:p>
-      <w:pPr>
-        <w:numPr>
-          <w:ilvl w:val="0"/>
-          <w:numId w:val="1013"/>
-        </w:numPr>
-      </w:pPr>
-      <m:oMath>
-        <m:f>
-          <m:fPr>
-            <m:type m:val="bar"/>
-          </m:fPr>
-          <m:num>
-            <m:r>
-              <m:t>3</m:t>
-            </m:r>
-          </m:num>
-          <m:den>
-            <m:r>
-              <m:t>8</m:t>
-            </m:r>
-          </m:den>
-        </m:f>
-      </m:oMath>
-    </w:p>
-    <w:p>
-      <w:pPr>
         <w:pStyle w:val="Compact"/>
         <w:numPr>
           <w:ilvl w:val="0"/>
-          <w:numId w:val="1014"/>
+          <w:numId w:val="1011"/>
         </w:numPr>
       </w:pPr>
       <w:r>
@@ -7387,8 +8403,8 @@
         <w:t xml:space="preserve">.</w:t>
       </w:r>
     </w:p>
-    <w:bookmarkEnd w:id="57"/>
-    <w:bookmarkStart w:id="62" w:name="further-reading"/>
+    <w:bookmarkEnd w:id="68"/>
+    <w:bookmarkStart w:id="73" w:name="further-reading"/>
     <w:p>
       <w:pPr>
         <w:pStyle w:val="Heading1"/>
@@ -7401,7 +8417,7 @@
       <w:pPr>
         <w:pStyle w:val="FirstParagraph"/>
       </w:pPr>
-      <w:hyperlink r:id="rId58">
+      <w:hyperlink r:id="rId69">
         <w:r>
           <w:rPr>
             <w:rStyle w:val="Hyperlink"/>
@@ -7414,16 +8430,16 @@
       <w:pPr>
         <w:pStyle w:val="BodyText"/>
       </w:pPr>
-      <w:hyperlink r:id="rId59">
+      <w:hyperlink r:id="rId70">
         <w:r>
           <w:rPr>
             <w:rStyle w:val="Hyperlink"/>
           </w:rPr>
-          <w:t xml:space="preserve">To learn about fractions which include algebra, please see Guide: Introduction to algebraic fractions.</w:t>
+          <w:t xml:space="preserve">To learn about fractions which include algebraic terms, please see Guide: Introduction to algebraic fractions.</w:t>
         </w:r>
       </w:hyperlink>
     </w:p>
-    <w:bookmarkStart w:id="61" w:name="version-history"/>
+    <w:bookmarkStart w:id="72" w:name="version-history"/>
     <w:p>
       <w:pPr>
         <w:pStyle w:val="Heading2"/>
@@ -7444,7 +8460,7 @@
       <w:pPr>
         <w:pStyle w:val="BodyText"/>
       </w:pPr>
-      <w:hyperlink r:id="rId60">
+      <w:hyperlink r:id="rId71">
         <w:r>
           <w:rPr>
             <w:rStyle w:val="Hyperlink"/>
@@ -7453,8 +8469,8 @@
         </w:r>
       </w:hyperlink>
     </w:p>
-    <w:bookmarkEnd w:id="61"/>
-    <w:bookmarkEnd w:id="62"/>
+    <w:bookmarkEnd w:id="72"/>
+    <w:bookmarkEnd w:id="73"/>
     <w:sectPr>
       <w:pgSz w:h="15840" w:w="12240"/>
       <w:pgMar w:bottom="1440" w:footer="720" w:gutter="0" w:header="720" w:left="1440" w:right="1440" w:top="1440"/>
@@ -8121,91 +9137,6 @@
       <w:start w:val="2"/>
       <w:numFmt w:val="decimal"/>
       <w:lvlText w:val="%9."/>
-      <w:lvlJc w:val="left"/>
-      <w:pPr>
-        <w:ind w:left="6480" w:hanging="360"/>
-      </w:pPr>
-    </w:lvl>
-  </w:abstractNum>
-  <w:abstractNum w:abstractNumId="99731">
-    <w:nsid w:val="00A99731"/>
-    <w:multiLevelType w:val="multilevel"/>
-    <w:lvl w:ilvl="0">
-      <w:start w:val="1"/>
-      <w:numFmt w:val="lowerLetter"/>
-      <w:lvlText w:val="(%1)"/>
-      <w:lvlJc w:val="left"/>
-      <w:pPr>
-        <w:ind w:left="720" w:hanging="360"/>
-      </w:pPr>
-    </w:lvl>
-    <w:lvl w:ilvl="1">
-      <w:start w:val="1"/>
-      <w:numFmt w:val="lowerLetter"/>
-      <w:lvlText w:val="(%2)"/>
-      <w:lvlJc w:val="left"/>
-      <w:pPr>
-        <w:ind w:left="1440" w:hanging="360"/>
-      </w:pPr>
-    </w:lvl>
-    <w:lvl w:ilvl="2">
-      <w:start w:val="1"/>
-      <w:numFmt w:val="lowerLetter"/>
-      <w:lvlText w:val="(%3)"/>
-      <w:lvlJc w:val="left"/>
-      <w:pPr>
-        <w:ind w:left="2160" w:hanging="360"/>
-      </w:pPr>
-    </w:lvl>
-    <w:lvl w:ilvl="3">
-      <w:start w:val="1"/>
-      <w:numFmt w:val="lowerLetter"/>
-      <w:lvlText w:val="(%4)"/>
-      <w:lvlJc w:val="left"/>
-      <w:pPr>
-        <w:ind w:left="2880" w:hanging="360"/>
-      </w:pPr>
-    </w:lvl>
-    <w:lvl w:ilvl="4">
-      <w:start w:val="1"/>
-      <w:numFmt w:val="lowerLetter"/>
-      <w:lvlText w:val="(%5)"/>
-      <w:lvlJc w:val="left"/>
-      <w:pPr>
-        <w:ind w:left="3600" w:hanging="360"/>
-      </w:pPr>
-    </w:lvl>
-    <w:lvl w:ilvl="5">
-      <w:start w:val="1"/>
-      <w:numFmt w:val="lowerLetter"/>
-      <w:lvlText w:val="(%6)"/>
-      <w:lvlJc w:val="left"/>
-      <w:pPr>
-        <w:ind w:left="4320" w:hanging="360"/>
-      </w:pPr>
-    </w:lvl>
-    <w:lvl w:ilvl="6">
-      <w:start w:val="1"/>
-      <w:numFmt w:val="lowerLetter"/>
-      <w:lvlText w:val="(%7)"/>
-      <w:lvlJc w:val="left"/>
-      <w:pPr>
-        <w:ind w:left="5040" w:hanging="360"/>
-      </w:pPr>
-    </w:lvl>
-    <w:lvl w:ilvl="7">
-      <w:start w:val="1"/>
-      <w:numFmt w:val="lowerLetter"/>
-      <w:lvlText w:val="(%8)"/>
-      <w:lvlJc w:val="left"/>
-      <w:pPr>
-        <w:ind w:left="5760" w:hanging="360"/>
-      </w:pPr>
-    </w:lvl>
-    <w:lvl w:ilvl="8">
-      <w:start w:val="1"/>
-      <w:numFmt w:val="lowerLetter"/>
-      <w:lvlText w:val="(%9)"/>
       <w:lvlJc w:val="left"/>
       <w:pPr>
         <w:ind w:left="6480" w:hanging="360"/>
@@ -9018,36 +9949,6 @@
     </w:lvlOverride>
   </w:num>
   <w:num w:numId="1008">
-    <w:abstractNumId w:val="99731"/>
-    <w:lvlOverride w:ilvl="0">
-      <w:startOverride w:val="1"/>
-    </w:lvlOverride>
-    <w:lvlOverride w:ilvl="1">
-      <w:startOverride w:val="1"/>
-    </w:lvlOverride>
-    <w:lvlOverride w:ilvl="2">
-      <w:startOverride w:val="1"/>
-    </w:lvlOverride>
-    <w:lvlOverride w:ilvl="3">
-      <w:startOverride w:val="1"/>
-    </w:lvlOverride>
-    <w:lvlOverride w:ilvl="4">
-      <w:startOverride w:val="1"/>
-    </w:lvlOverride>
-    <w:lvlOverride w:ilvl="5">
-      <w:startOverride w:val="1"/>
-    </w:lvlOverride>
-    <w:lvlOverride w:ilvl="6">
-      <w:startOverride w:val="1"/>
-    </w:lvlOverride>
-    <w:lvlOverride w:ilvl="7">
-      <w:startOverride w:val="1"/>
-    </w:lvlOverride>
-    <w:lvlOverride w:ilvl="8">
-      <w:startOverride w:val="1"/>
-    </w:lvlOverride>
-  </w:num>
-  <w:num w:numId="1009">
     <w:abstractNumId w:val="99413"/>
     <w:lvlOverride w:ilvl="0">
       <w:startOverride w:val="3"/>
@@ -9077,37 +9978,7 @@
       <w:startOverride w:val="3"/>
     </w:lvlOverride>
   </w:num>
-  <w:num w:numId="1010">
-    <w:abstractNumId w:val="99731"/>
-    <w:lvlOverride w:ilvl="0">
-      <w:startOverride w:val="1"/>
-    </w:lvlOverride>
-    <w:lvlOverride w:ilvl="1">
-      <w:startOverride w:val="1"/>
-    </w:lvlOverride>
-    <w:lvlOverride w:ilvl="2">
-      <w:startOverride w:val="1"/>
-    </w:lvlOverride>
-    <w:lvlOverride w:ilvl="3">
-      <w:startOverride w:val="1"/>
-    </w:lvlOverride>
-    <w:lvlOverride w:ilvl="4">
-      <w:startOverride w:val="1"/>
-    </w:lvlOverride>
-    <w:lvlOverride w:ilvl="5">
-      <w:startOverride w:val="1"/>
-    </w:lvlOverride>
-    <w:lvlOverride w:ilvl="6">
-      <w:startOverride w:val="1"/>
-    </w:lvlOverride>
-    <w:lvlOverride w:ilvl="7">
-      <w:startOverride w:val="1"/>
-    </w:lvlOverride>
-    <w:lvlOverride w:ilvl="8">
-      <w:startOverride w:val="1"/>
-    </w:lvlOverride>
-  </w:num>
-  <w:num w:numId="1011">
+  <w:num w:numId="1009">
     <w:abstractNumId w:val="99414"/>
     <w:lvlOverride w:ilvl="0">
       <w:startOverride w:val="4"/>
@@ -9137,7 +10008,7 @@
       <w:startOverride w:val="4"/>
     </w:lvlOverride>
   </w:num>
-  <w:num w:numId="1012">
+  <w:num w:numId="1010">
     <w:abstractNumId w:val="99415"/>
     <w:lvlOverride w:ilvl="0">
       <w:startOverride w:val="5"/>
@@ -9167,37 +10038,7 @@
       <w:startOverride w:val="5"/>
     </w:lvlOverride>
   </w:num>
-  <w:num w:numId="1013">
-    <w:abstractNumId w:val="99731"/>
-    <w:lvlOverride w:ilvl="0">
-      <w:startOverride w:val="1"/>
-    </w:lvlOverride>
-    <w:lvlOverride w:ilvl="1">
-      <w:startOverride w:val="1"/>
-    </w:lvlOverride>
-    <w:lvlOverride w:ilvl="2">
-      <w:startOverride w:val="1"/>
-    </w:lvlOverride>
-    <w:lvlOverride w:ilvl="3">
-      <w:startOverride w:val="1"/>
-    </w:lvlOverride>
-    <w:lvlOverride w:ilvl="4">
-      <w:startOverride w:val="1"/>
-    </w:lvlOverride>
-    <w:lvlOverride w:ilvl="5">
-      <w:startOverride w:val="1"/>
-    </w:lvlOverride>
-    <w:lvlOverride w:ilvl="6">
-      <w:startOverride w:val="1"/>
-    </w:lvlOverride>
-    <w:lvlOverride w:ilvl="7">
-      <w:startOverride w:val="1"/>
-    </w:lvlOverride>
-    <w:lvlOverride w:ilvl="8">
-      <w:startOverride w:val="1"/>
-    </w:lvlOverride>
-  </w:num>
-  <w:num w:numId="1014">
+  <w:num w:numId="1011">
     <w:abstractNumId w:val="99416"/>
     <w:lvlOverride w:ilvl="0">
       <w:startOverride w:val="6"/>

--- a/docs/studyguides/arithmeticonnumericalfractions.docx
+++ b/docs/studyguides/arithmeticonnumericalfractions.docx
@@ -52,7 +52,7 @@
         </w:rPr>
         <w:t xml:space="preserve"> </w:t>
       </w:r>
-      <w:hyperlink r:id="rId20">
+      <w:hyperlink r:id="rId9">
         <w:r>
           <w:rPr>
             <w:rStyle w:val="Hyperlink"/>
@@ -80,7 +80,7 @@
       <w:r>
         <w:t xml:space="preserve"> </w:t>
       </w:r>
-      <w:hyperlink r:id="rId20">
+      <w:hyperlink r:id="rId9">
         <w:r>
           <w:rPr>
             <w:rStyle w:val="Hyperlink"/>
@@ -92,7 +92,7 @@
         <w:t xml:space="preserve">, you saw that a fraction represents part of a whole, and that it consists of a numerator and a denominator. This guide explains how to add, subtract, multiply and divide fractions. It explores the reasoning and methods behind applying these four main arithmetic operations, showing how the core concepts of fractions can be extended to calculations.</w:t>
       </w:r>
     </w:p>
-    <w:bookmarkStart w:id="42" w:name="adding-and-subtracting-fractions"/>
+    <w:bookmarkStart w:id="31" w:name="adding-and-subtracting-fractions"/>
     <w:p>
       <w:pPr>
         <w:pStyle w:val="Heading1"/>
@@ -308,18 +308,18 @@
                 <wp:inline>
                   <wp:extent cx="152400" cy="152400"/>
                   <wp:effectExtent b="0" l="0" r="0" t="0"/>
-                  <wp:docPr descr="" title="" id="22" name="Picture"/>
+                  <wp:docPr descr="" title="" id="11" name="Picture"/>
                   <a:graphic>
                     <a:graphicData uri="http://schemas.openxmlformats.org/drawingml/2006/picture">
                       <pic:pic>
                         <pic:nvPicPr>
-                          <pic:cNvPr descr="/Applications/quarto/share/formats/docx/important.png" id="23" name="Picture"/>
+                          <pic:cNvPr descr="/Applications/quarto/share/formats/docx/important.png" id="12" name="Picture"/>
                           <pic:cNvPicPr>
                             <a:picLocks noChangeArrowheads="1" noChangeAspect="1"/>
                           </pic:cNvPicPr>
                         </pic:nvPicPr>
                         <pic:blipFill>
-                          <a:blip r:embed="rId21"/>
+                          <a:blip r:embed="rId10"/>
                           <a:stretch>
                             <a:fillRect/>
                           </a:stretch>
@@ -427,7 +427,7 @@
       <w:r>
         <w:t xml:space="preserve"> </w:t>
       </w:r>
-      <w:hyperlink r:id="rId20">
+      <w:hyperlink r:id="rId9">
         <w:r>
           <w:rPr>
             <w:rStyle w:val="Hyperlink"/>
@@ -448,138 +448,120 @@
           <m:jc m:val="center"/>
         </m:oMathParaPr>
         <m:oMath>
-          <m:m>
-            <m:mPr>
-              <m:baseJc m:val="center"/>
-              <m:plcHide m:val="on"/>
-              <m:mcs>
-                <m:mc>
-                  <m:mcPr>
-                    <m:mcJc m:val="right"/>
-                    <m:count m:val="1"/>
-                  </m:mcPr>
-                </m:mc>
-                <m:mc>
-                  <m:mcPr>
-                    <m:mcJc m:val="left"/>
-                    <m:count m:val="1"/>
-                  </m:mcPr>
-                </m:mc>
-              </m:mcs>
-            </m:mPr>
-            <m:mr>
-              <m:e/>
-              <m:e>
-                <m:f>
-                  <m:fPr>
-                    <m:type m:val="bar"/>
-                  </m:fPr>
-                  <m:num>
-                    <m:r>
-                      <m:t>1</m:t>
-                    </m:r>
-                  </m:num>
-                  <m:den>
-                    <m:r>
-                      <m:t>4</m:t>
-                    </m:r>
-                  </m:den>
-                </m:f>
-                <m:limUpp>
-                  <m:e>
-                    <m:r>
-                      <m:rPr>
-                        <m:sty m:val="p"/>
-                      </m:rPr>
-                      <m:t>=</m:t>
-                    </m:r>
-                  </m:e>
-                  <m:lim>
-                    <m:r>
-                      <m:rPr>
-                        <m:sty m:val="p"/>
-                      </m:rPr>
-                      <m:t>×</m:t>
-                    </m:r>
-                    <m:r>
-                      <m:t>3</m:t>
-                    </m:r>
-                  </m:lim>
-                </m:limUpp>
-                <m:f>
-                  <m:fPr>
-                    <m:type m:val="bar"/>
-                  </m:fPr>
-                  <m:num>
-                    <m:r>
-                      <m:t>3</m:t>
-                    </m:r>
-                  </m:num>
-                  <m:den>
-                    <m:r>
-                      <m:t>12</m:t>
-                    </m:r>
-                  </m:den>
-                </m:f>
-              </m:e>
-            </m:mr>
-            <m:mr>
-              <m:e/>
-              <m:e>
-                <m:f>
-                  <m:fPr>
-                    <m:type m:val="bar"/>
-                  </m:fPr>
-                  <m:num>
-                    <m:r>
-                      <m:t>1</m:t>
-                    </m:r>
-                  </m:num>
-                  <m:den>
-                    <m:r>
-                      <m:t>6</m:t>
-                    </m:r>
-                  </m:den>
-                </m:f>
-                <m:limUpp>
-                  <m:e>
-                    <m:r>
-                      <m:rPr>
-                        <m:sty m:val="p"/>
-                      </m:rPr>
-                      <m:t>=</m:t>
-                    </m:r>
-                  </m:e>
-                  <m:lim>
-                    <m:r>
-                      <m:rPr>
-                        <m:sty m:val="p"/>
-                      </m:rPr>
-                      <m:t>×</m:t>
-                    </m:r>
-                    <m:r>
-                      <m:t>2</m:t>
-                    </m:r>
-                  </m:lim>
-                </m:limUpp>
-                <m:f>
-                  <m:fPr>
-                    <m:type m:val="bar"/>
-                  </m:fPr>
-                  <m:num>
-                    <m:r>
-                      <m:t>2</m:t>
-                    </m:r>
-                  </m:num>
-                  <m:den>
-                    <m:r>
-                      <m:t>12</m:t>
-                    </m:r>
-                  </m:den>
-                </m:f>
-              </m:e>
-            </m:mr>
-          </m:m>
+          <m:eqArr>
+            <m:e>
+              <m:r>
+                <m:t>&amp;</m:t>
+              </m:r>
+              <m:f>
+                <m:fPr>
+                  <m:type m:val="bar"/>
+                </m:fPr>
+                <m:num>
+                  <m:r>
+                    <m:t>1</m:t>
+                  </m:r>
+                </m:num>
+                <m:den>
+                  <m:r>
+                    <m:t>4</m:t>
+                  </m:r>
+                </m:den>
+              </m:f>
+              <m:limUpp>
+                <m:e>
+                  <m:r>
+                    <m:rPr>
+                      <m:sty m:val="p"/>
+                    </m:rPr>
+                    <m:t>=</m:t>
+                  </m:r>
+                </m:e>
+                <m:lim>
+                  <m:r>
+                    <m:rPr>
+                      <m:sty m:val="p"/>
+                    </m:rPr>
+                    <m:t>×</m:t>
+                  </m:r>
+                  <m:r>
+                    <m:t>3</m:t>
+                  </m:r>
+                </m:lim>
+              </m:limUpp>
+              <m:f>
+                <m:fPr>
+                  <m:type m:val="bar"/>
+                </m:fPr>
+                <m:num>
+                  <m:r>
+                    <m:t>3</m:t>
+                  </m:r>
+                </m:num>
+                <m:den>
+                  <m:r>
+                    <m:t>12</m:t>
+                  </m:r>
+                </m:den>
+              </m:f>
+            </m:e>
+            <m:e>
+              <m:r>
+                <m:t>&amp;</m:t>
+              </m:r>
+              <m:f>
+                <m:fPr>
+                  <m:type m:val="bar"/>
+                </m:fPr>
+                <m:num>
+                  <m:r>
+                    <m:t>1</m:t>
+                  </m:r>
+                </m:num>
+                <m:den>
+                  <m:r>
+                    <m:t>6</m:t>
+                  </m:r>
+                </m:den>
+              </m:f>
+              <m:limUpp>
+                <m:e>
+                  <m:r>
+                    <m:rPr>
+                      <m:sty m:val="p"/>
+                    </m:rPr>
+                    <m:t>=</m:t>
+                  </m:r>
+                </m:e>
+                <m:lim>
+                  <m:r>
+                    <m:rPr>
+                      <m:sty m:val="p"/>
+                    </m:rPr>
+                    <m:t>×</m:t>
+                  </m:r>
+                  <m:r>
+                    <m:t>2</m:t>
+                  </m:r>
+                </m:lim>
+              </m:limUpp>
+              <m:f>
+                <m:fPr>
+                  <m:type m:val="bar"/>
+                </m:fPr>
+                <m:num>
+                  <m:r>
+                    <m:t>2</m:t>
+                  </m:r>
+                </m:num>
+                <m:den>
+                  <m:r>
+                    <m:t>12</m:t>
+                  </m:r>
+                </m:den>
+              </m:f>
+            </m:e>
+          </m:eqArr>
         </m:oMath>
       </m:oMathPara>
     </w:p>
@@ -743,18 +725,18 @@
                 <wp:inline>
                   <wp:extent cx="152400" cy="152400"/>
                   <wp:effectExtent b="0" l="0" r="0" t="0"/>
-                  <wp:docPr descr="" title="" id="25" name="Picture"/>
+                  <wp:docPr descr="" title="" id="14" name="Picture"/>
                   <a:graphic>
                     <a:graphicData uri="http://schemas.openxmlformats.org/drawingml/2006/picture">
                       <pic:pic>
                         <pic:nvPicPr>
-                          <pic:cNvPr descr="/Applications/quarto/share/formats/docx/note.png" id="26" name="Picture"/>
+                          <pic:cNvPr descr="/Applications/quarto/share/formats/docx/note.png" id="15" name="Picture"/>
                           <pic:cNvPicPr>
                             <a:picLocks noChangeArrowheads="1" noChangeAspect="1"/>
                           </pic:cNvPicPr>
                         </pic:nvPicPr>
                         <pic:blipFill>
-                          <a:blip r:embed="rId24"/>
+                          <a:blip r:embed="rId13"/>
                           <a:stretch>
                             <a:fillRect/>
                           </a:stretch>
@@ -904,18 +886,18 @@
                 <wp:inline>
                   <wp:extent cx="152400" cy="152400"/>
                   <wp:effectExtent b="0" l="0" r="0" t="0"/>
-                  <wp:docPr descr="" title="" id="27" name="Picture"/>
+                  <wp:docPr descr="" title="" id="16" name="Picture"/>
                   <a:graphic>
                     <a:graphicData uri="http://schemas.openxmlformats.org/drawingml/2006/picture">
                       <pic:pic>
                         <pic:nvPicPr>
-                          <pic:cNvPr descr="/Applications/quarto/share/formats/docx/note.png" id="28" name="Picture"/>
+                          <pic:cNvPr descr="/Applications/quarto/share/formats/docx/note.png" id="17" name="Picture"/>
                           <pic:cNvPicPr>
                             <a:picLocks noChangeArrowheads="1" noChangeAspect="1"/>
                           </pic:cNvPicPr>
                         </pic:nvPicPr>
                         <pic:blipFill>
-                          <a:blip r:embed="rId24"/>
+                          <a:blip r:embed="rId13"/>
                           <a:stretch>
                             <a:fillRect/>
                           </a:stretch>
@@ -1315,7 +1297,7 @@
       <w:r>
         <w:t xml:space="preserve"> </w:t>
       </w:r>
-      <w:hyperlink r:id="rId20">
+      <w:hyperlink r:id="rId9">
         <w:r>
           <w:rPr>
             <w:rStyle w:val="Hyperlink"/>
@@ -1368,18 +1350,18 @@
                 <wp:inline>
                   <wp:extent cx="152400" cy="152400"/>
                   <wp:effectExtent b="0" l="0" r="0" t="0"/>
-                  <wp:docPr descr="" title="" id="29" name="Picture"/>
+                  <wp:docPr descr="" title="" id="18" name="Picture"/>
                   <a:graphic>
                     <a:graphicData uri="http://schemas.openxmlformats.org/drawingml/2006/picture">
                       <pic:pic>
                         <pic:nvPicPr>
-                          <pic:cNvPr descr="/Applications/quarto/share/formats/docx/note.png" id="30" name="Picture"/>
+                          <pic:cNvPr descr="/Applications/quarto/share/formats/docx/note.png" id="19" name="Picture"/>
                           <pic:cNvPicPr>
                             <a:picLocks noChangeArrowheads="1" noChangeAspect="1"/>
                           </pic:cNvPicPr>
                         </pic:nvPicPr>
                         <pic:blipFill>
-                          <a:blip r:embed="rId24"/>
+                          <a:blip r:embed="rId13"/>
                           <a:stretch>
                             <a:fillRect/>
                           </a:stretch>
@@ -1627,18 +1609,18 @@
                 <wp:inline>
                   <wp:extent cx="152400" cy="152400"/>
                   <wp:effectExtent b="0" l="0" r="0" t="0"/>
-                  <wp:docPr descr="" title="" id="31" name="Picture"/>
+                  <wp:docPr descr="" title="" id="20" name="Picture"/>
                   <a:graphic>
                     <a:graphicData uri="http://schemas.openxmlformats.org/drawingml/2006/picture">
                       <pic:pic>
                         <pic:nvPicPr>
-                          <pic:cNvPr descr="/Applications/quarto/share/formats/docx/note.png" id="32" name="Picture"/>
+                          <pic:cNvPr descr="/Applications/quarto/share/formats/docx/note.png" id="21" name="Picture"/>
                           <pic:cNvPicPr>
                             <a:picLocks noChangeArrowheads="1" noChangeAspect="1"/>
                           </pic:cNvPicPr>
                         </pic:nvPicPr>
                         <pic:blipFill>
-                          <a:blip r:embed="rId24"/>
+                          <a:blip r:embed="rId13"/>
                           <a:stretch>
                             <a:fillRect/>
                           </a:stretch>
@@ -1763,8 +1745,8 @@
                 <m:r>
                   <m:rPr>
                     <m:nor/>
+                    <m:scr m:val="sans-serif"/>
                     <m:sty m:val="p"/>
-                    <m:scr m:val="sans-serif"/>
                   </m:rPr>
                   <m:t>Multiples of </m:t>
                 </m:r>
@@ -1774,8 +1756,8 @@
                 <m:r>
                   <m:rPr>
                     <m:nor/>
+                    <m:scr m:val="sans-serif"/>
                     <m:sty m:val="p"/>
-                    <m:scr m:val="sans-serif"/>
                   </m:rPr>
                   <m:t>:</m:t>
                 </m:r>
@@ -1872,8 +1854,8 @@
                 <m:r>
                   <m:rPr>
                     <m:nor/>
+                    <m:scr m:val="sans-serif"/>
                     <m:sty m:val="p"/>
-                    <m:scr m:val="sans-serif"/>
                   </m:rPr>
                   <m:t>Multiples of </m:t>
                 </m:r>
@@ -1883,8 +1865,8 @@
                 <m:r>
                   <m:rPr>
                     <m:nor/>
+                    <m:scr m:val="sans-serif"/>
                     <m:sty m:val="p"/>
-                    <m:scr m:val="sans-serif"/>
                   </m:rPr>
                   <m:t>:</m:t>
                 </m:r>
@@ -1956,8 +1938,8 @@
                 <m:r>
                   <m:rPr>
                     <m:nor/>
+                    <m:scr m:val="sans-serif"/>
                     <m:sty m:val="p"/>
-                    <m:scr m:val="sans-serif"/>
                   </m:rPr>
                   <m:t>Common multiples:</m:t>
                 </m:r>
@@ -2008,8 +1990,8 @@
                 <m:r>
                   <m:rPr>
                     <m:nor/>
+                    <m:scr m:val="sans-serif"/>
                     <m:sty m:val="p"/>
-                    <m:scr m:val="sans-serif"/>
                   </m:rPr>
                   <m:t>lowest common multiple:</m:t>
                 </m:r>
@@ -2074,18 +2056,18 @@
                 <wp:inline>
                   <wp:extent cx="152400" cy="152400"/>
                   <wp:effectExtent b="0" l="0" r="0" t="0"/>
-                  <wp:docPr descr="" title="" id="34" name="Picture"/>
+                  <wp:docPr descr="" title="" id="23" name="Picture"/>
                   <a:graphic>
                     <a:graphicData uri="http://schemas.openxmlformats.org/drawingml/2006/picture">
                       <pic:pic>
                         <pic:nvPicPr>
-                          <pic:cNvPr descr="/Applications/quarto/share/formats/docx/tip.png" id="35" name="Picture"/>
+                          <pic:cNvPr descr="/Applications/quarto/share/formats/docx/tip.png" id="24" name="Picture"/>
                           <pic:cNvPicPr>
                             <a:picLocks noChangeArrowheads="1" noChangeAspect="1"/>
                           </pic:cNvPicPr>
                         </pic:nvPicPr>
                         <pic:blipFill>
-                          <a:blip r:embed="rId33"/>
+                          <a:blip r:embed="rId22"/>
                           <a:stretch>
                             <a:fillRect/>
                           </a:stretch>
@@ -2147,7 +2129,7 @@
             <w:r>
               <w:t xml:space="preserve"> </w:t>
             </w:r>
-            <w:hyperlink r:id="rId36">
+            <w:hyperlink r:id="rId25">
               <w:r>
                 <w:rPr>
                   <w:rStyle w:val="Hyperlink"/>
@@ -2243,18 +2225,18 @@
                 <wp:inline>
                   <wp:extent cx="152400" cy="152400"/>
                   <wp:effectExtent b="0" l="0" r="0" t="0"/>
-                  <wp:docPr descr="" title="" id="37" name="Picture"/>
+                  <wp:docPr descr="" title="" id="26" name="Picture"/>
                   <a:graphic>
                     <a:graphicData uri="http://schemas.openxmlformats.org/drawingml/2006/picture">
                       <pic:pic>
                         <pic:nvPicPr>
-                          <pic:cNvPr descr="/Applications/quarto/share/formats/docx/note.png" id="38" name="Picture"/>
+                          <pic:cNvPr descr="/Applications/quarto/share/formats/docx/note.png" id="27" name="Picture"/>
                           <pic:cNvPicPr>
                             <a:picLocks noChangeArrowheads="1" noChangeAspect="1"/>
                           </pic:cNvPicPr>
                         </pic:nvPicPr>
                         <pic:blipFill>
-                          <a:blip r:embed="rId24"/>
+                          <a:blip r:embed="rId13"/>
                           <a:stretch>
                             <a:fillRect/>
                           </a:stretch>
@@ -2403,203 +2385,181 @@
                 <m:jc m:val="center"/>
               </m:oMathParaPr>
               <m:oMath>
-                <m:m>
-                  <m:mPr>
-                    <m:baseJc m:val="center"/>
-                    <m:plcHide m:val="on"/>
-                    <m:mcs>
-                      <m:mc>
-                        <m:mcPr>
-                          <m:mcJc m:val="right"/>
-                          <m:count m:val="1"/>
-                        </m:mcPr>
-                      </m:mc>
-                      <m:mc>
-                        <m:mcPr>
-                          <m:mcJc m:val="left"/>
-                          <m:count m:val="1"/>
-                        </m:mcPr>
-                      </m:mc>
-                    </m:mcs>
-                  </m:mPr>
-                  <m:mr>
-                    <m:e>
-                      <m:r>
-                        <m:rPr>
-                          <m:nor/>
-                          <m:sty m:val="p"/>
-                          <m:scr m:val="sans-serif"/>
-                        </m:rPr>
-                        <m:t>Multiples of </m:t>
-                      </m:r>
-                      <m:r>
-                        <m:t>2</m:t>
-                      </m:r>
-                      <m:r>
-                        <m:rPr>
-                          <m:nor/>
-                          <m:sty m:val="p"/>
-                          <m:scr m:val="sans-serif"/>
-                        </m:rPr>
-                        <m:t>:</m:t>
-                      </m:r>
-                    </m:e>
-                    <m:e>
-                      <m:r>
-                        <m:t> </m:t>
-                      </m:r>
-                      <m:r>
-                        <m:t>2</m:t>
-                      </m:r>
-                      <m:r>
-                        <m:t> </m:t>
-                      </m:r>
-                      <m:r>
-                        <m:t>4</m:t>
-                      </m:r>
-                      <m:r>
-                        <m:t> </m:t>
-                      </m:r>
-                      <m:r>
-                        <m:t>6</m:t>
-                      </m:r>
-                      <m:r>
-                        <m:t> </m:t>
-                      </m:r>
-                      <m:r>
-                        <m:t>8</m:t>
-                      </m:r>
-                      <m:r>
-                        <m:t> </m:t>
-                      </m:r>
-                      <m:r>
-                        <m:t>10</m:t>
-                      </m:r>
-                      <m:r>
-                        <m:t> </m:t>
-                      </m:r>
-                      <m:r>
-                        <m:t>12</m:t>
-                      </m:r>
-                      <m:r>
-                        <m:t> </m:t>
-                      </m:r>
-                      <m:r>
-                        <m:rPr>
-                          <m:sty m:val="p"/>
-                        </m:rPr>
-                        <m:t>⋯</m:t>
-                      </m:r>
-                    </m:e>
-                  </m:mr>
-                  <m:mr>
-                    <m:e>
-                      <m:r>
-                        <m:rPr>
-                          <m:nor/>
-                          <m:sty m:val="p"/>
-                          <m:scr m:val="sans-serif"/>
-                        </m:rPr>
-                        <m:t>Multiples of </m:t>
-                      </m:r>
-                      <m:r>
-                        <m:t>6</m:t>
-                      </m:r>
-                      <m:r>
-                        <m:rPr>
-                          <m:nor/>
-                          <m:sty m:val="p"/>
-                          <m:scr m:val="sans-serif"/>
-                        </m:rPr>
-                        <m:t>:</m:t>
-                      </m:r>
-                    </m:e>
-                    <m:e>
-                      <m:r>
-                        <m:t> </m:t>
-                      </m:r>
-                      <m:r>
-                        <m:t>6</m:t>
-                      </m:r>
-                      <m:r>
-                        <m:t> </m:t>
-                      </m:r>
-                      <m:r>
-                        <m:t>12</m:t>
-                      </m:r>
-                      <m:r>
-                        <m:t> </m:t>
-                      </m:r>
-                      <m:r>
-                        <m:t>18</m:t>
-                      </m:r>
-                      <m:r>
-                        <m:t> </m:t>
-                      </m:r>
-                      <m:r>
-                        <m:rPr>
-                          <m:sty m:val="p"/>
-                        </m:rPr>
-                        <m:t>⋯</m:t>
-                      </m:r>
-                    </m:e>
-                  </m:mr>
-                  <m:mr>
-                    <m:e>
-                      <m:r>
-                        <m:rPr>
-                          <m:nor/>
-                          <m:sty m:val="p"/>
-                          <m:scr m:val="sans-serif"/>
-                        </m:rPr>
-                        <m:t>Common multiples:</m:t>
-                      </m:r>
-                    </m:e>
-                    <m:e>
-                      <m:r>
-                        <m:t> </m:t>
-                      </m:r>
-                      <m:r>
-                        <m:t>6</m:t>
-                      </m:r>
-                      <m:r>
-                        <m:t> </m:t>
-                      </m:r>
-                      <m:r>
-                        <m:t>12</m:t>
-                      </m:r>
-                      <m:r>
-                        <m:t> </m:t>
-                      </m:r>
-                      <m:r>
-                        <m:rPr>
-                          <m:sty m:val="p"/>
-                        </m:rPr>
-                        <m:t>⋯</m:t>
-                      </m:r>
-                    </m:e>
-                  </m:mr>
-                  <m:mr>
-                    <m:e>
-                      <m:r>
-                        <m:rPr>
-                          <m:nor/>
-                          <m:sty m:val="p"/>
-                          <m:scr m:val="sans-serif"/>
-                        </m:rPr>
-                        <m:t>lowest common multiple:</m:t>
-                      </m:r>
-                    </m:e>
-                    <m:e>
-                      <m:r>
-                        <m:t> </m:t>
-                      </m:r>
-                      <m:r>
-                        <m:t>6</m:t>
-                      </m:r>
-                    </m:e>
-                  </m:mr>
-                </m:m>
+                <m:eqArr>
+                  <m:e>
+                    <m:r>
+                      <m:rPr>
+                        <m:nor/>
+                        <m:scr m:val="sans-serif"/>
+                        <m:sty m:val="p"/>
+                      </m:rPr>
+                      <m:t>Multiples of </m:t>
+                    </m:r>
+                    <m:r>
+                      <m:t>2</m:t>
+                    </m:r>
+                    <m:r>
+                      <m:rPr>
+                        <m:nor/>
+                        <m:scr m:val="sans-serif"/>
+                        <m:sty m:val="p"/>
+                      </m:rPr>
+                      <m:t>:</m:t>
+                    </m:r>
+                    <m:r>
+                      <m:t>&amp;</m:t>
+                    </m:r>
+                    <m:r>
+                      <m:t> </m:t>
+                    </m:r>
+                    <m:r>
+                      <m:t>2</m:t>
+                    </m:r>
+                    <m:r>
+                      <m:t> </m:t>
+                    </m:r>
+                    <m:r>
+                      <m:t>4</m:t>
+                    </m:r>
+                    <m:r>
+                      <m:t> </m:t>
+                    </m:r>
+                    <m:r>
+                      <m:t>6</m:t>
+                    </m:r>
+                    <m:r>
+                      <m:t> </m:t>
+                    </m:r>
+                    <m:r>
+                      <m:t>8</m:t>
+                    </m:r>
+                    <m:r>
+                      <m:t> </m:t>
+                    </m:r>
+                    <m:r>
+                      <m:t>10</m:t>
+                    </m:r>
+                    <m:r>
+                      <m:t> </m:t>
+                    </m:r>
+                    <m:r>
+                      <m:t>12</m:t>
+                    </m:r>
+                    <m:r>
+                      <m:t> </m:t>
+                    </m:r>
+                    <m:r>
+                      <m:rPr>
+                        <m:sty m:val="p"/>
+                      </m:rPr>
+                      <m:t>⋯</m:t>
+                    </m:r>
+                  </m:e>
+                  <m:e>
+                    <m:r>
+                      <m:rPr>
+                        <m:nor/>
+                        <m:scr m:val="sans-serif"/>
+                        <m:sty m:val="p"/>
+                      </m:rPr>
+                      <m:t>Multiples of </m:t>
+                    </m:r>
+                    <m:r>
+                      <m:t>6</m:t>
+                    </m:r>
+                    <m:r>
+                      <m:rPr>
+                        <m:nor/>
+                        <m:scr m:val="sans-serif"/>
+                        <m:sty m:val="p"/>
+                      </m:rPr>
+                      <m:t>:</m:t>
+                    </m:r>
+                    <m:r>
+                      <m:t>&amp;</m:t>
+                    </m:r>
+                    <m:r>
+                      <m:t> </m:t>
+                    </m:r>
+                    <m:r>
+                      <m:t>6</m:t>
+                    </m:r>
+                    <m:r>
+                      <m:t> </m:t>
+                    </m:r>
+                    <m:r>
+                      <m:t>12</m:t>
+                    </m:r>
+                    <m:r>
+                      <m:t> </m:t>
+                    </m:r>
+                    <m:r>
+                      <m:t>18</m:t>
+                    </m:r>
+                    <m:r>
+                      <m:t> </m:t>
+                    </m:r>
+                    <m:r>
+                      <m:rPr>
+                        <m:sty m:val="p"/>
+                      </m:rPr>
+                      <m:t>⋯</m:t>
+                    </m:r>
+                  </m:e>
+                  <m:e>
+                    <m:r>
+                      <m:rPr>
+                        <m:nor/>
+                        <m:scr m:val="sans-serif"/>
+                        <m:sty m:val="p"/>
+                      </m:rPr>
+                      <m:t>Common multiples:</m:t>
+                    </m:r>
+                    <m:r>
+                      <m:t>&amp;</m:t>
+                    </m:r>
+                    <m:r>
+                      <m:t> </m:t>
+                    </m:r>
+                    <m:r>
+                      <m:t>6</m:t>
+                    </m:r>
+                    <m:r>
+                      <m:t> </m:t>
+                    </m:r>
+                    <m:r>
+                      <m:t>12</m:t>
+                    </m:r>
+                    <m:r>
+                      <m:t> </m:t>
+                    </m:r>
+                    <m:r>
+                      <m:rPr>
+                        <m:sty m:val="p"/>
+                      </m:rPr>
+                      <m:t>⋯</m:t>
+                    </m:r>
+                  </m:e>
+                  <m:e>
+                    <m:r>
+                      <m:rPr>
+                        <m:nor/>
+                        <m:scr m:val="sans-serif"/>
+                        <m:sty m:val="p"/>
+                      </m:rPr>
+                      <m:t>lowest common multiple:</m:t>
+                    </m:r>
+                    <m:r>
+                      <m:t>&amp;</m:t>
+                    </m:r>
+                    <m:r>
+                      <m:t> </m:t>
+                    </m:r>
+                    <m:r>
+                      <m:t>6</m:t>
+                    </m:r>
+                  </m:e>
+                </m:eqArr>
               </m:oMath>
             </m:oMathPara>
           </w:p>
@@ -2642,138 +2602,120 @@
                 <m:jc m:val="center"/>
               </m:oMathParaPr>
               <m:oMath>
-                <m:m>
-                  <m:mPr>
-                    <m:baseJc m:val="center"/>
-                    <m:plcHide m:val="on"/>
-                    <m:mcs>
-                      <m:mc>
-                        <m:mcPr>
-                          <m:mcJc m:val="right"/>
-                          <m:count m:val="1"/>
-                        </m:mcPr>
-                      </m:mc>
-                      <m:mc>
-                        <m:mcPr>
-                          <m:mcJc m:val="left"/>
-                          <m:count m:val="1"/>
-                        </m:mcPr>
-                      </m:mc>
-                    </m:mcs>
-                  </m:mPr>
-                  <m:mr>
-                    <m:e/>
-                    <m:e>
-                      <m:f>
-                        <m:fPr>
-                          <m:type m:val="bar"/>
-                        </m:fPr>
-                        <m:num>
-                          <m:r>
-                            <m:t>1</m:t>
-                          </m:r>
-                        </m:num>
-                        <m:den>
-                          <m:r>
-                            <m:t>2</m:t>
-                          </m:r>
-                        </m:den>
-                      </m:f>
-                      <m:limUpp>
-                        <m:e>
-                          <m:r>
-                            <m:rPr>
-                              <m:sty m:val="p"/>
-                            </m:rPr>
-                            <m:t>=</m:t>
-                          </m:r>
-                        </m:e>
-                        <m:lim>
-                          <m:r>
-                            <m:rPr>
-                              <m:sty m:val="p"/>
-                            </m:rPr>
-                            <m:t>×</m:t>
-                          </m:r>
-                          <m:r>
-                            <m:t>3</m:t>
-                          </m:r>
-                        </m:lim>
-                      </m:limUpp>
-                      <m:f>
-                        <m:fPr>
-                          <m:type m:val="bar"/>
-                        </m:fPr>
-                        <m:num>
-                          <m:r>
-                            <m:t>3</m:t>
-                          </m:r>
-                        </m:num>
-                        <m:den>
-                          <m:r>
-                            <m:t>6</m:t>
-                          </m:r>
-                        </m:den>
-                      </m:f>
-                    </m:e>
-                  </m:mr>
-                  <m:mr>
-                    <m:e/>
-                    <m:e>
-                      <m:f>
-                        <m:fPr>
-                          <m:type m:val="bar"/>
-                        </m:fPr>
-                        <m:num>
-                          <m:r>
-                            <m:t>5</m:t>
-                          </m:r>
-                        </m:num>
-                        <m:den>
-                          <m:r>
-                            <m:t>6</m:t>
-                          </m:r>
-                        </m:den>
-                      </m:f>
-                      <m:limUpp>
-                        <m:e>
-                          <m:r>
-                            <m:rPr>
-                              <m:sty m:val="p"/>
-                            </m:rPr>
-                            <m:t>=</m:t>
-                          </m:r>
-                        </m:e>
-                        <m:lim>
-                          <m:r>
-                            <m:rPr>
-                              <m:sty m:val="p"/>
-                            </m:rPr>
-                            <m:t>×</m:t>
-                          </m:r>
-                          <m:r>
-                            <m:t>1</m:t>
-                          </m:r>
-                        </m:lim>
-                      </m:limUpp>
-                      <m:f>
-                        <m:fPr>
-                          <m:type m:val="bar"/>
-                        </m:fPr>
-                        <m:num>
-                          <m:r>
-                            <m:t>5</m:t>
-                          </m:r>
-                        </m:num>
-                        <m:den>
-                          <m:r>
-                            <m:t>6</m:t>
-                          </m:r>
-                        </m:den>
-                      </m:f>
-                    </m:e>
-                  </m:mr>
-                </m:m>
+                <m:eqArr>
+                  <m:e>
+                    <m:r>
+                      <m:t>&amp;</m:t>
+                    </m:r>
+                    <m:f>
+                      <m:fPr>
+                        <m:type m:val="bar"/>
+                      </m:fPr>
+                      <m:num>
+                        <m:r>
+                          <m:t>1</m:t>
+                        </m:r>
+                      </m:num>
+                      <m:den>
+                        <m:r>
+                          <m:t>2</m:t>
+                        </m:r>
+                      </m:den>
+                    </m:f>
+                    <m:limUpp>
+                      <m:e>
+                        <m:r>
+                          <m:rPr>
+                            <m:sty m:val="p"/>
+                          </m:rPr>
+                          <m:t>=</m:t>
+                        </m:r>
+                      </m:e>
+                      <m:lim>
+                        <m:r>
+                          <m:rPr>
+                            <m:sty m:val="p"/>
+                          </m:rPr>
+                          <m:t>×</m:t>
+                        </m:r>
+                        <m:r>
+                          <m:t>3</m:t>
+                        </m:r>
+                      </m:lim>
+                    </m:limUpp>
+                    <m:f>
+                      <m:fPr>
+                        <m:type m:val="bar"/>
+                      </m:fPr>
+                      <m:num>
+                        <m:r>
+                          <m:t>3</m:t>
+                        </m:r>
+                      </m:num>
+                      <m:den>
+                        <m:r>
+                          <m:t>6</m:t>
+                        </m:r>
+                      </m:den>
+                    </m:f>
+                  </m:e>
+                  <m:e>
+                    <m:r>
+                      <m:t>&amp;</m:t>
+                    </m:r>
+                    <m:f>
+                      <m:fPr>
+                        <m:type m:val="bar"/>
+                      </m:fPr>
+                      <m:num>
+                        <m:r>
+                          <m:t>5</m:t>
+                        </m:r>
+                      </m:num>
+                      <m:den>
+                        <m:r>
+                          <m:t>6</m:t>
+                        </m:r>
+                      </m:den>
+                    </m:f>
+                    <m:limUpp>
+                      <m:e>
+                        <m:r>
+                          <m:rPr>
+                            <m:sty m:val="p"/>
+                          </m:rPr>
+                          <m:t>=</m:t>
+                        </m:r>
+                      </m:e>
+                      <m:lim>
+                        <m:r>
+                          <m:rPr>
+                            <m:sty m:val="p"/>
+                          </m:rPr>
+                          <m:t>×</m:t>
+                        </m:r>
+                        <m:r>
+                          <m:t>1</m:t>
+                        </m:r>
+                      </m:lim>
+                    </m:limUpp>
+                    <m:f>
+                      <m:fPr>
+                        <m:type m:val="bar"/>
+                      </m:fPr>
+                      <m:num>
+                        <m:r>
+                          <m:t>5</m:t>
+                        </m:r>
+                      </m:num>
+                      <m:den>
+                        <m:r>
+                          <m:t>6</m:t>
+                        </m:r>
+                      </m:den>
+                    </m:f>
+                  </m:e>
+                </m:eqArr>
               </m:oMath>
             </m:oMathPara>
           </w:p>
@@ -3288,18 +3230,18 @@
           <wp:inline>
             <wp:extent cx="4126326" cy="3703704"/>
             <wp:effectExtent b="0" l="0" r="0" t="0"/>
-            <wp:docPr descr="Addition of fractions represented by shaded regions of rectangular bars and equivalent fractions." title="" id="40" name="Picture"/>
+            <wp:docPr descr="Addition of fractions represented by shaded regions of rectangular bars and equivalent fractions." title="" id="29" name="Picture"/>
             <a:graphic>
               <a:graphicData uri="http://schemas.openxmlformats.org/drawingml/2006/picture">
                 <pic:pic>
                   <pic:nvPicPr>
-                    <pic:cNvPr descr="FiguresPNG/arithmeticonnumericalfractions-fig1.png" id="41" name="Picture"/>
+                    <pic:cNvPr descr="FiguresPNG/arithmeticonnumericalfractions-fig1.png" id="30" name="Picture"/>
                     <pic:cNvPicPr>
                       <a:picLocks noChangeArrowheads="1" noChangeAspect="1"/>
                     </pic:cNvPicPr>
                   </pic:nvPicPr>
                   <pic:blipFill>
-                    <a:blip r:embed="rId39"/>
+                    <a:blip r:embed="rId28"/>
                     <a:stretch>
                       <a:fillRect/>
                     </a:stretch>
@@ -3334,8 +3276,8 @@
         <w:t xml:space="preserve">Addition of fractions represented by shaded regions of rectangular bars and equivalent fractions.</w:t>
       </w:r>
     </w:p>
-    <w:bookmarkEnd w:id="42"/>
-    <w:bookmarkStart w:id="57" w:name="multiplying-fractions"/>
+    <w:bookmarkEnd w:id="31"/>
+    <w:bookmarkStart w:id="46" w:name="multiplying-fractions"/>
     <w:p>
       <w:pPr>
         <w:pStyle w:val="Heading1"/>
@@ -3403,8 +3345,8 @@
           <m:r>
             <m:rPr>
               <m:nor/>
+              <m:scr m:val="sans-serif"/>
               <m:sty m:val="p"/>
-              <m:scr m:val="sans-serif"/>
             </m:rPr>
             <m:t>"a half of a third"</m:t>
           </m:r>
@@ -3619,18 +3561,18 @@
                 <wp:inline>
                   <wp:extent cx="152400" cy="152400"/>
                   <wp:effectExtent b="0" l="0" r="0" t="0"/>
-                  <wp:docPr descr="" title="" id="43" name="Picture"/>
+                  <wp:docPr descr="" title="" id="32" name="Picture"/>
                   <a:graphic>
                     <a:graphicData uri="http://schemas.openxmlformats.org/drawingml/2006/picture">
                       <pic:pic>
                         <pic:nvPicPr>
-                          <pic:cNvPr descr="/Applications/quarto/share/formats/docx/note.png" id="44" name="Picture"/>
+                          <pic:cNvPr descr="/Applications/quarto/share/formats/docx/note.png" id="33" name="Picture"/>
                           <pic:cNvPicPr>
                             <a:picLocks noChangeArrowheads="1" noChangeAspect="1"/>
                           </pic:cNvPicPr>
                         </pic:nvPicPr>
                         <pic:blipFill>
-                          <a:blip r:embed="rId24"/>
+                          <a:blip r:embed="rId13"/>
                           <a:stretch>
                             <a:fillRect/>
                           </a:stretch>
@@ -3859,18 +3801,18 @@
                 <wp:inline>
                   <wp:extent cx="152400" cy="152400"/>
                   <wp:effectExtent b="0" l="0" r="0" t="0"/>
-                  <wp:docPr descr="" title="" id="45" name="Picture"/>
+                  <wp:docPr descr="" title="" id="34" name="Picture"/>
                   <a:graphic>
                     <a:graphicData uri="http://schemas.openxmlformats.org/drawingml/2006/picture">
                       <pic:pic>
                         <pic:nvPicPr>
-                          <pic:cNvPr descr="/Applications/quarto/share/formats/docx/note.png" id="46" name="Picture"/>
+                          <pic:cNvPr descr="/Applications/quarto/share/formats/docx/note.png" id="35" name="Picture"/>
                           <pic:cNvPicPr>
                             <a:picLocks noChangeArrowheads="1" noChangeAspect="1"/>
                           </pic:cNvPicPr>
                         </pic:nvPicPr>
                         <pic:blipFill>
-                          <a:blip r:embed="rId24"/>
+                          <a:blip r:embed="rId13"/>
                           <a:stretch>
                             <a:fillRect/>
                           </a:stretch>
@@ -4223,18 +4165,18 @@
                 <wp:inline>
                   <wp:extent cx="152400" cy="152400"/>
                   <wp:effectExtent b="0" l="0" r="0" t="0"/>
-                  <wp:docPr descr="" title="" id="47" name="Picture"/>
+                  <wp:docPr descr="" title="" id="36" name="Picture"/>
                   <a:graphic>
                     <a:graphicData uri="http://schemas.openxmlformats.org/drawingml/2006/picture">
                       <pic:pic>
                         <pic:nvPicPr>
-                          <pic:cNvPr descr="/Applications/quarto/share/formats/docx/note.png" id="48" name="Picture"/>
+                          <pic:cNvPr descr="/Applications/quarto/share/formats/docx/note.png" id="37" name="Picture"/>
                           <pic:cNvPicPr>
                             <a:picLocks noChangeArrowheads="1" noChangeAspect="1"/>
                           </pic:cNvPicPr>
                         </pic:nvPicPr>
                         <pic:blipFill>
-                          <a:blip r:embed="rId24"/>
+                          <a:blip r:embed="rId13"/>
                           <a:stretch>
                             <a:fillRect/>
                           </a:stretch>
@@ -4650,18 +4592,18 @@
                 <wp:inline>
                   <wp:extent cx="152400" cy="152400"/>
                   <wp:effectExtent b="0" l="0" r="0" t="0"/>
-                  <wp:docPr descr="" title="" id="49" name="Picture"/>
+                  <wp:docPr descr="" title="" id="38" name="Picture"/>
                   <a:graphic>
                     <a:graphicData uri="http://schemas.openxmlformats.org/drawingml/2006/picture">
                       <pic:pic>
                         <pic:nvPicPr>
-                          <pic:cNvPr descr="/Applications/quarto/share/formats/docx/note.png" id="50" name="Picture"/>
+                          <pic:cNvPr descr="/Applications/quarto/share/formats/docx/note.png" id="39" name="Picture"/>
                           <pic:cNvPicPr>
                             <a:picLocks noChangeArrowheads="1" noChangeAspect="1"/>
                           </pic:cNvPicPr>
                         </pic:nvPicPr>
                         <pic:blipFill>
-                          <a:blip r:embed="rId24"/>
+                          <a:blip r:embed="rId13"/>
                           <a:stretch>
                             <a:fillRect/>
                           </a:stretch>
@@ -5317,18 +5259,18 @@
                 <wp:inline>
                   <wp:extent cx="152400" cy="152400"/>
                   <wp:effectExtent b="0" l="0" r="0" t="0"/>
-                  <wp:docPr descr="" title="" id="52" name="Picture"/>
+                  <wp:docPr descr="" title="" id="41" name="Picture"/>
                   <a:graphic>
                     <a:graphicData uri="http://schemas.openxmlformats.org/drawingml/2006/picture">
                       <pic:pic>
                         <pic:nvPicPr>
-                          <pic:cNvPr descr="/Applications/quarto/share/formats/docx/warning.png" id="53" name="Picture"/>
+                          <pic:cNvPr descr="/Applications/quarto/share/formats/docx/warning.png" id="42" name="Picture"/>
                           <pic:cNvPicPr>
                             <a:picLocks noChangeArrowheads="1" noChangeAspect="1"/>
                           </pic:cNvPicPr>
                         </pic:nvPicPr>
                         <pic:blipFill>
-                          <a:blip r:embed="rId51"/>
+                          <a:blip r:embed="rId40"/>
                           <a:stretch>
                             <a:fillRect/>
                           </a:stretch>
@@ -5818,18 +5760,18 @@
           <wp:inline>
             <wp:extent cx="5943600" cy="2196935"/>
             <wp:effectExtent b="0" l="0" r="0" t="0"/>
-            <wp:docPr descr="Multiplication of fractions \frac{5}{11} and \frac{3}{5} represented by overlapping shaded grids." title="" id="55" name="Picture"/>
+            <wp:docPr descr="Multiplication of fractions \frac{5}{11} and \frac{3}{5} represented by overlapping shaded grids." title="" id="44" name="Picture"/>
             <a:graphic>
               <a:graphicData uri="http://schemas.openxmlformats.org/drawingml/2006/picture">
                 <pic:pic>
                   <pic:nvPicPr>
-                    <pic:cNvPr descr="FiguresPNG/arithmeticonnumericalfractions-fig2.png" id="56" name="Picture"/>
+                    <pic:cNvPr descr="FiguresPNG/arithmeticonnumericalfractions-fig2.png" id="45" name="Picture"/>
                     <pic:cNvPicPr>
                       <a:picLocks noChangeArrowheads="1" noChangeAspect="1"/>
                     </pic:cNvPicPr>
                   </pic:nvPicPr>
                   <pic:blipFill>
-                    <a:blip r:embed="rId54"/>
+                    <a:blip r:embed="rId43"/>
                     <a:stretch>
                       <a:fillRect/>
                     </a:stretch>
@@ -6086,8 +6028,8 @@
         </m:oMath>
       </m:oMathPara>
     </w:p>
-    <w:bookmarkEnd w:id="57"/>
-    <w:bookmarkStart w:id="67" w:name="dividing-fractions"/>
+    <w:bookmarkEnd w:id="46"/>
+    <w:bookmarkStart w:id="56" w:name="dividing-fractions"/>
     <w:p>
       <w:pPr>
         <w:pStyle w:val="Heading1"/>
@@ -6175,18 +6117,18 @@
                 <wp:inline>
                   <wp:extent cx="152400" cy="152400"/>
                   <wp:effectExtent b="0" l="0" r="0" t="0"/>
-                  <wp:docPr descr="" title="" id="58" name="Picture"/>
+                  <wp:docPr descr="" title="" id="47" name="Picture"/>
                   <a:graphic>
                     <a:graphicData uri="http://schemas.openxmlformats.org/drawingml/2006/picture">
                       <pic:pic>
                         <pic:nvPicPr>
-                          <pic:cNvPr descr="/Applications/quarto/share/formats/docx/note.png" id="59" name="Picture"/>
+                          <pic:cNvPr descr="/Applications/quarto/share/formats/docx/note.png" id="48" name="Picture"/>
                           <pic:cNvPicPr>
                             <a:picLocks noChangeArrowheads="1" noChangeAspect="1"/>
                           </pic:cNvPicPr>
                         </pic:nvPicPr>
                         <pic:blipFill>
-                          <a:blip r:embed="rId24"/>
+                          <a:blip r:embed="rId13"/>
                           <a:stretch>
                             <a:fillRect/>
                           </a:stretch>
@@ -6626,18 +6568,18 @@
                 <wp:inline>
                   <wp:extent cx="152400" cy="152400"/>
                   <wp:effectExtent b="0" l="0" r="0" t="0"/>
-                  <wp:docPr descr="" title="" id="60" name="Picture"/>
+                  <wp:docPr descr="" title="" id="49" name="Picture"/>
                   <a:graphic>
                     <a:graphicData uri="http://schemas.openxmlformats.org/drawingml/2006/picture">
                       <pic:pic>
                         <pic:nvPicPr>
-                          <pic:cNvPr descr="/Applications/quarto/share/formats/docx/note.png" id="61" name="Picture"/>
+                          <pic:cNvPr descr="/Applications/quarto/share/formats/docx/note.png" id="50" name="Picture"/>
                           <pic:cNvPicPr>
                             <a:picLocks noChangeArrowheads="1" noChangeAspect="1"/>
                           </pic:cNvPicPr>
                         </pic:nvPicPr>
                         <pic:blipFill>
-                          <a:blip r:embed="rId24"/>
+                          <a:blip r:embed="rId13"/>
                           <a:stretch>
                             <a:fillRect/>
                           </a:stretch>
@@ -6842,18 +6784,18 @@
                 <wp:inline>
                   <wp:extent cx="152400" cy="152400"/>
                   <wp:effectExtent b="0" l="0" r="0" t="0"/>
-                  <wp:docPr descr="" title="" id="62" name="Picture"/>
+                  <wp:docPr descr="" title="" id="51" name="Picture"/>
                   <a:graphic>
                     <a:graphicData uri="http://schemas.openxmlformats.org/drawingml/2006/picture">
                       <pic:pic>
                         <pic:nvPicPr>
-                          <pic:cNvPr descr="/Applications/quarto/share/formats/docx/note.png" id="63" name="Picture"/>
+                          <pic:cNvPr descr="/Applications/quarto/share/formats/docx/note.png" id="52" name="Picture"/>
                           <pic:cNvPicPr>
                             <a:picLocks noChangeArrowheads="1" noChangeAspect="1"/>
                           </pic:cNvPicPr>
                         </pic:nvPicPr>
                         <pic:blipFill>
-                          <a:blip r:embed="rId24"/>
+                          <a:blip r:embed="rId13"/>
                           <a:stretch>
                             <a:fillRect/>
                           </a:stretch>
@@ -7299,7 +7241,7 @@
         <w:t xml:space="preserve">, the result gets smaller because you are taking a fraction of a fraction. Dividing by fractions works differently. When you divide by a fraction, you are asking how many of those smaller pieces fit into what you already have. This means that the answer could actually be larger than the number you started with.</w:t>
       </w:r>
     </w:p>
-    <w:bookmarkStart w:id="66" w:name="arithmetic-with-mixed-numbers"/>
+    <w:bookmarkStart w:id="55" w:name="arithmetic-with-mixed-numbers"/>
     <w:p>
       <w:pPr>
         <w:pStyle w:val="Heading2"/>
@@ -7318,7 +7260,7 @@
       <w:r>
         <w:t xml:space="preserve"> </w:t>
       </w:r>
-      <w:hyperlink r:id="rId20">
+      <w:hyperlink r:id="rId9">
         <w:r>
           <w:rPr>
             <w:rStyle w:val="Hyperlink"/>
@@ -7373,18 +7315,18 @@
                 <wp:inline>
                   <wp:extent cx="152400" cy="152400"/>
                   <wp:effectExtent b="0" l="0" r="0" t="0"/>
-                  <wp:docPr descr="" title="" id="64" name="Picture"/>
+                  <wp:docPr descr="" title="" id="53" name="Picture"/>
                   <a:graphic>
                     <a:graphicData uri="http://schemas.openxmlformats.org/drawingml/2006/picture">
                       <pic:pic>
                         <pic:nvPicPr>
-                          <pic:cNvPr descr="/Applications/quarto/share/formats/docx/note.png" id="65" name="Picture"/>
+                          <pic:cNvPr descr="/Applications/quarto/share/formats/docx/note.png" id="54" name="Picture"/>
                           <pic:cNvPicPr>
                             <a:picLocks noChangeArrowheads="1" noChangeAspect="1"/>
                           </pic:cNvPicPr>
                         </pic:nvPicPr>
                         <pic:blipFill>
-                          <a:blip r:embed="rId24"/>
+                          <a:blip r:embed="rId13"/>
                           <a:stretch>
                             <a:fillRect/>
                           </a:stretch>
@@ -7718,138 +7660,120 @@
                 <m:jc m:val="center"/>
               </m:oMathParaPr>
               <m:oMath>
-                <m:m>
-                  <m:mPr>
-                    <m:baseJc m:val="center"/>
-                    <m:plcHide m:val="on"/>
-                    <m:mcs>
-                      <m:mc>
-                        <m:mcPr>
-                          <m:mcJc m:val="right"/>
-                          <m:count m:val="1"/>
-                        </m:mcPr>
-                      </m:mc>
-                      <m:mc>
-                        <m:mcPr>
-                          <m:mcJc m:val="left"/>
-                          <m:count m:val="1"/>
-                        </m:mcPr>
-                      </m:mc>
-                    </m:mcs>
-                  </m:mPr>
-                  <m:mr>
-                    <m:e/>
-                    <m:e>
-                      <m:f>
-                        <m:fPr>
-                          <m:type m:val="bar"/>
-                        </m:fPr>
-                        <m:num>
-                          <m:r>
-                            <m:t>5</m:t>
-                          </m:r>
-                        </m:num>
-                        <m:den>
-                          <m:r>
-                            <m:t>3</m:t>
-                          </m:r>
-                        </m:den>
-                      </m:f>
-                      <m:limUpp>
-                        <m:e>
-                          <m:r>
-                            <m:rPr>
-                              <m:sty m:val="p"/>
-                            </m:rPr>
-                            <m:t>=</m:t>
-                          </m:r>
-                        </m:e>
-                        <m:lim>
-                          <m:r>
-                            <m:rPr>
-                              <m:sty m:val="p"/>
-                            </m:rPr>
-                            <m:t>×</m:t>
-                          </m:r>
-                          <m:r>
-                            <m:t>5</m:t>
-                          </m:r>
-                        </m:lim>
-                      </m:limUpp>
-                      <m:f>
-                        <m:fPr>
-                          <m:type m:val="bar"/>
-                        </m:fPr>
-                        <m:num>
-                          <m:r>
-                            <m:t>25</m:t>
-                          </m:r>
-                        </m:num>
-                        <m:den>
-                          <m:r>
-                            <m:t>15</m:t>
-                          </m:r>
-                        </m:den>
-                      </m:f>
-                    </m:e>
-                  </m:mr>
-                  <m:mr>
-                    <m:e/>
-                    <m:e>
-                      <m:f>
-                        <m:fPr>
-                          <m:type m:val="bar"/>
-                        </m:fPr>
-                        <m:num>
-                          <m:r>
-                            <m:t>4</m:t>
-                          </m:r>
-                        </m:num>
-                        <m:den>
-                          <m:r>
-                            <m:t>5</m:t>
-                          </m:r>
-                        </m:den>
-                      </m:f>
-                      <m:limUpp>
-                        <m:e>
-                          <m:r>
-                            <m:rPr>
-                              <m:sty m:val="p"/>
-                            </m:rPr>
-                            <m:t>=</m:t>
-                          </m:r>
-                        </m:e>
-                        <m:lim>
-                          <m:r>
-                            <m:rPr>
-                              <m:sty m:val="p"/>
-                            </m:rPr>
-                            <m:t>×</m:t>
-                          </m:r>
-                          <m:r>
-                            <m:t>3</m:t>
-                          </m:r>
-                        </m:lim>
-                      </m:limUpp>
-                      <m:f>
-                        <m:fPr>
-                          <m:type m:val="bar"/>
-                        </m:fPr>
-                        <m:num>
-                          <m:r>
-                            <m:t>12</m:t>
-                          </m:r>
-                        </m:num>
-                        <m:den>
-                          <m:r>
-                            <m:t>15</m:t>
-                          </m:r>
-                        </m:den>
-                      </m:f>
-                    </m:e>
-                  </m:mr>
-                </m:m>
+                <m:eqArr>
+                  <m:e>
+                    <m:r>
+                      <m:t>&amp;</m:t>
+                    </m:r>
+                    <m:f>
+                      <m:fPr>
+                        <m:type m:val="bar"/>
+                      </m:fPr>
+                      <m:num>
+                        <m:r>
+                          <m:t>5</m:t>
+                        </m:r>
+                      </m:num>
+                      <m:den>
+                        <m:r>
+                          <m:t>3</m:t>
+                        </m:r>
+                      </m:den>
+                    </m:f>
+                    <m:limUpp>
+                      <m:e>
+                        <m:r>
+                          <m:rPr>
+                            <m:sty m:val="p"/>
+                          </m:rPr>
+                          <m:t>=</m:t>
+                        </m:r>
+                      </m:e>
+                      <m:lim>
+                        <m:r>
+                          <m:rPr>
+                            <m:sty m:val="p"/>
+                          </m:rPr>
+                          <m:t>×</m:t>
+                        </m:r>
+                        <m:r>
+                          <m:t>5</m:t>
+                        </m:r>
+                      </m:lim>
+                    </m:limUpp>
+                    <m:f>
+                      <m:fPr>
+                        <m:type m:val="bar"/>
+                      </m:fPr>
+                      <m:num>
+                        <m:r>
+                          <m:t>25</m:t>
+                        </m:r>
+                      </m:num>
+                      <m:den>
+                        <m:r>
+                          <m:t>15</m:t>
+                        </m:r>
+                      </m:den>
+                    </m:f>
+                  </m:e>
+                  <m:e>
+                    <m:r>
+                      <m:t>&amp;</m:t>
+                    </m:r>
+                    <m:f>
+                      <m:fPr>
+                        <m:type m:val="bar"/>
+                      </m:fPr>
+                      <m:num>
+                        <m:r>
+                          <m:t>4</m:t>
+                        </m:r>
+                      </m:num>
+                      <m:den>
+                        <m:r>
+                          <m:t>5</m:t>
+                        </m:r>
+                      </m:den>
+                    </m:f>
+                    <m:limUpp>
+                      <m:e>
+                        <m:r>
+                          <m:rPr>
+                            <m:sty m:val="p"/>
+                          </m:rPr>
+                          <m:t>=</m:t>
+                        </m:r>
+                      </m:e>
+                      <m:lim>
+                        <m:r>
+                          <m:rPr>
+                            <m:sty m:val="p"/>
+                          </m:rPr>
+                          <m:t>×</m:t>
+                        </m:r>
+                        <m:r>
+                          <m:t>3</m:t>
+                        </m:r>
+                      </m:lim>
+                    </m:limUpp>
+                    <m:f>
+                      <m:fPr>
+                        <m:type m:val="bar"/>
+                      </m:fPr>
+                      <m:num>
+                        <m:r>
+                          <m:t>12</m:t>
+                        </m:r>
+                      </m:num>
+                      <m:den>
+                        <m:r>
+                          <m:t>15</m:t>
+                        </m:r>
+                      </m:den>
+                    </m:f>
+                  </m:e>
+                </m:eqArr>
               </m:oMath>
             </m:oMathPara>
           </w:p>
@@ -8075,9 +7999,9 @@
         </w:tc>
       </w:tr>
     </w:tbl>
-    <w:bookmarkEnd w:id="66"/>
-    <w:bookmarkEnd w:id="67"/>
-    <w:bookmarkStart w:id="68" w:name="quick-check-problems"/>
+    <w:bookmarkEnd w:id="55"/>
+    <w:bookmarkEnd w:id="56"/>
+    <w:bookmarkStart w:id="57" w:name="quick-check-problems"/>
     <w:p>
       <w:pPr>
         <w:pStyle w:val="Heading1"/>
@@ -8403,8 +8327,8 @@
         <w:t xml:space="preserve">.</w:t>
       </w:r>
     </w:p>
-    <w:bookmarkEnd w:id="68"/>
-    <w:bookmarkStart w:id="73" w:name="further-reading"/>
+    <w:bookmarkEnd w:id="57"/>
+    <w:bookmarkStart w:id="62" w:name="further-reading"/>
     <w:p>
       <w:pPr>
         <w:pStyle w:val="Heading1"/>
@@ -8417,7 +8341,7 @@
       <w:pPr>
         <w:pStyle w:val="FirstParagraph"/>
       </w:pPr>
-      <w:hyperlink r:id="rId69">
+      <w:hyperlink r:id="rId58">
         <w:r>
           <w:rPr>
             <w:rStyle w:val="Hyperlink"/>
@@ -8430,7 +8354,7 @@
       <w:pPr>
         <w:pStyle w:val="BodyText"/>
       </w:pPr>
-      <w:hyperlink r:id="rId70">
+      <w:hyperlink r:id="rId59">
         <w:r>
           <w:rPr>
             <w:rStyle w:val="Hyperlink"/>
@@ -8439,7 +8363,7 @@
         </w:r>
       </w:hyperlink>
     </w:p>
-    <w:bookmarkStart w:id="72" w:name="version-history"/>
+    <w:bookmarkStart w:id="61" w:name="version-history"/>
     <w:p>
       <w:pPr>
         <w:pStyle w:val="Heading2"/>
@@ -8460,7 +8384,7 @@
       <w:pPr>
         <w:pStyle w:val="BodyText"/>
       </w:pPr>
-      <w:hyperlink r:id="rId71">
+      <w:hyperlink r:id="rId60">
         <w:r>
           <w:rPr>
             <w:rStyle w:val="Hyperlink"/>
@@ -8469,8 +8393,8 @@
         </w:r>
       </w:hyperlink>
     </w:p>
-    <w:bookmarkEnd w:id="72"/>
-    <w:bookmarkEnd w:id="73"/>
+    <w:bookmarkEnd w:id="61"/>
+    <w:bookmarkEnd w:id="62"/>
     <w:sectPr>
       <w:pgSz w:h="15840" w:w="12240"/>
       <w:pgMar w:bottom="1440" w:footer="720" w:gutter="0" w:header="720" w:left="1440" w:right="1440" w:top="1440"/>
